--- a/diving/world_junior_diving/DivingWorksheet.docx
+++ b/diving/world_junior_diving/DivingWorksheet.docx
@@ -1,6 +1,6 @@
 
 <file path=word/document.xml><?xml version="1.0" encoding="utf-8"?>
-<w:document xmlns:wpc="http://schemas.microsoft.com/office/word/2010/wordprocessingCanvas" xmlns:cx="http://schemas.microsoft.com/office/drawing/2014/chartex" xmlns:cx1="http://schemas.microsoft.com/office/drawing/2015/9/8/chartex" xmlns:cx2="http://schemas.microsoft.com/office/drawing/2015/10/21/chartex" xmlns:cx3="http://schemas.microsoft.com/office/drawing/2016/5/9/chartex" xmlns:cx4="http://schemas.microsoft.com/office/drawing/2016/5/10/chartex" xmlns:cx5="http://schemas.microsoft.com/office/drawing/2016/5/11/chartex" xmlns:cx6="http://schemas.microsoft.com/office/drawing/2016/5/12/chartex" xmlns:cx7="http://schemas.microsoft.com/office/drawing/2016/5/13/chartex" xmlns:cx8="http://schemas.microsoft.com/office/drawing/2016/5/14/chartex" xmlns:mc="http://schemas.openxmlformats.org/markup-compatibility/2006" xmlns:aink="http://schemas.microsoft.com/office/drawing/2016/ink" xmlns:am3d="http://schemas.microsoft.com/office/drawing/2017/model3d" xmlns:o="urn:schemas-microsoft-com:office:office" xmlns:oel="http://schemas.microsoft.com/office/2019/extlst" xmlns:r="http://schemas.openxmlformats.org/officeDocument/2006/relationships" xmlns:m="http://schemas.openxmlformats.org/officeDocument/2006/math" xmlns:v="urn:schemas-microsoft-com:vml" xmlns:wp14="http://schemas.microsoft.com/office/word/2010/wordprocessingDrawing" xmlns:wp="http://schemas.openxmlformats.org/drawingml/2006/wordprocessingDrawing" xmlns:w10="urn:schemas-microsoft-com:office:word" xmlns:w="http://schemas.openxmlformats.org/wordprocessingml/2006/main" xmlns:w14="http://schemas.microsoft.com/office/word/2010/wordml" xmlns:w15="http://schemas.microsoft.com/office/word/2012/wordml" xmlns:w16cex="http://schemas.microsoft.com/office/word/2018/wordml/cex" xmlns:w16cid="http://schemas.microsoft.com/office/word/2016/wordml/cid" xmlns:w16="http://schemas.microsoft.com/office/word/2018/wordml" xmlns:w16du="http://schemas.microsoft.com/office/word/2023/wordml/word16du" xmlns:w16sdtdh="http://schemas.microsoft.com/office/word/2020/wordml/sdtdatahash" xmlns:w16sdtfl="http://schemas.microsoft.com/office/word/2024/wordml/sdtformatlock" xmlns:w16se="http://schemas.microsoft.com/office/word/2015/wordml/symex" xmlns:wpg="http://schemas.microsoft.com/office/word/2010/wordprocessingGroup" xmlns:wpi="http://schemas.microsoft.com/office/word/2010/wordprocessingInk" xmlns:wne="http://schemas.microsoft.com/office/word/2006/wordml" xmlns:wps="http://schemas.microsoft.com/office/word/2010/wordprocessingShape" mc:Ignorable="w14 w15 w16se w16cid w16 w16cex w16sdtdh w16sdtfl w16du wp14">
+<w:document xmlns:wpc="http://schemas.microsoft.com/office/word/2010/wordprocessingCanvas" xmlns:cx="http://schemas.microsoft.com/office/drawing/2014/chartex" xmlns:cx1="http://schemas.microsoft.com/office/drawing/2015/9/8/chartex" xmlns:mc="http://schemas.openxmlformats.org/markup-compatibility/2006" xmlns:o="urn:schemas-microsoft-com:office:office" xmlns:r="http://schemas.openxmlformats.org/officeDocument/2006/relationships" xmlns:m="http://schemas.openxmlformats.org/officeDocument/2006/math" xmlns:v="urn:schemas-microsoft-com:vml" xmlns:wp14="http://schemas.microsoft.com/office/word/2010/wordprocessingDrawing" xmlns:wp="http://schemas.openxmlformats.org/drawingml/2006/wordprocessingDrawing" xmlns:w10="urn:schemas-microsoft-com:office:word" xmlns:w="http://schemas.openxmlformats.org/wordprocessingml/2006/main" xmlns:w14="http://schemas.microsoft.com/office/word/2010/wordml" xmlns:w15="http://schemas.microsoft.com/office/word/2012/wordml" xmlns:w16se="http://schemas.microsoft.com/office/word/2015/wordml/symex" xmlns:wpg="http://schemas.microsoft.com/office/word/2010/wordprocessingGroup" xmlns:wpi="http://schemas.microsoft.com/office/word/2010/wordprocessingInk" xmlns:wne="http://schemas.microsoft.com/office/word/2006/wordml" xmlns:wps="http://schemas.microsoft.com/office/word/2010/wordprocessingShape" mc:Ignorable="w14 w15 w16se wp14">
   <w:body>
     <w:p>
       <w:pPr>
@@ -76,7 +76,16 @@
           <w:color w:val="000000"/>
           <w:szCs w:val="24"/>
         </w:rPr>
-        <w:t xml:space="preserve"> disproportionally thrown out more frequently than the others. To do this, we will conduct a chi-square test</w:t>
+        <w:t xml:space="preserve"> dispropor</w:t>
+      </w:r>
+      <w:bookmarkStart w:id="0" w:name="_GoBack"/>
+      <w:bookmarkEnd w:id="0"/>
+      <w:r>
+        <w:rPr>
+          <w:color w:val="000000"/>
+          <w:szCs w:val="24"/>
+        </w:rPr>
+        <w:t>tionally thrown out more frequently than the others. To do this, we will conduct a chi-square test</w:t>
       </w:r>
       <w:r>
         <w:rPr>
@@ -1275,55 +1284,30 @@
     </w:p>
     <w:p>
       <w:pPr>
-        <w:ind w:left="360"/>
+        <w:pStyle w:val="ListParagraph"/>
         <w:rPr>
           <w:rFonts w:asciiTheme="minorHAnsi" w:hAnsiTheme="minorHAnsi"/>
-          <w:color w:val="EE0000"/>
           <w:szCs w:val="24"/>
         </w:rPr>
       </w:pPr>
-      <w:r>
+    </w:p>
+    <w:p>
+      <w:pPr>
+        <w:pStyle w:val="ListParagraph"/>
         <w:rPr>
           <w:rFonts w:asciiTheme="minorHAnsi" w:hAnsiTheme="minorHAnsi"/>
-          <w:color w:val="EE0000"/>
           <w:szCs w:val="24"/>
         </w:rPr>
-        <w:t xml:space="preserve">Judge – </w:t>
-      </w:r>
-      <w:r>
+      </w:pPr>
+    </w:p>
+    <w:p>
+      <w:pPr>
+        <w:pStyle w:val="ListParagraph"/>
         <w:rPr>
           <w:rFonts w:asciiTheme="minorHAnsi" w:hAnsiTheme="minorHAnsi"/>
-          <w:color w:val="EE0000"/>
           <w:szCs w:val="24"/>
         </w:rPr>
-        <w:t>C</w:t>
-      </w:r>
-      <w:r>
-        <w:rPr>
-          <w:rFonts w:asciiTheme="minorHAnsi" w:hAnsiTheme="minorHAnsi"/>
-          <w:color w:val="EE0000"/>
-          <w:szCs w:val="24"/>
-        </w:rPr>
-        <w:t>ategorical</w:t>
-      </w:r>
-    </w:p>
-    <w:p>
-      <w:pPr>
-        <w:ind w:left="360"/>
-        <w:rPr>
-          <w:rFonts w:asciiTheme="minorHAnsi" w:hAnsiTheme="minorHAnsi"/>
-          <w:color w:val="EE0000"/>
-          <w:szCs w:val="24"/>
-        </w:rPr>
-      </w:pPr>
-      <w:r>
-        <w:rPr>
-          <w:rFonts w:asciiTheme="minorHAnsi" w:hAnsiTheme="minorHAnsi"/>
-          <w:color w:val="EE0000"/>
-          <w:szCs w:val="24"/>
-        </w:rPr>
-        <w:t xml:space="preserve">Score Result – Categorical </w:t>
-      </w:r>
+      </w:pPr>
     </w:p>
     <w:p>
       <w:pPr>
@@ -1705,20 +1689,28 @@
                 <w:szCs w:val="24"/>
               </w:rPr>
             </w:pPr>
-            <w:r>
+          </w:p>
+        </w:tc>
+        <w:tc>
+          <w:tcPr>
+            <w:tcW w:w="555" w:type="pct"/>
+          </w:tcPr>
+          <w:p>
+            <w:pPr>
+              <w:spacing w:before="100" w:after="100" w:line="600" w:lineRule="auto"/>
+              <w:jc w:val="center"/>
               <w:rPr>
                 <w:rFonts w:asciiTheme="minorHAnsi" w:hAnsiTheme="minorHAnsi"/>
                 <w:color w:val="EE0000"/>
                 <w:sz w:val="22"/>
                 <w:szCs w:val="24"/>
               </w:rPr>
-              <w:t>270.43</w:t>
-            </w:r>
-          </w:p>
-        </w:tc>
-        <w:tc>
-          <w:tcPr>
-            <w:tcW w:w="555" w:type="pct"/>
+            </w:pPr>
+          </w:p>
+        </w:tc>
+        <w:tc>
+          <w:tcPr>
+            <w:tcW w:w="526" w:type="pct"/>
           </w:tcPr>
           <w:p>
             <w:pPr>
@@ -1731,24 +1723,31 @@
                 <w:szCs w:val="24"/>
               </w:rPr>
             </w:pPr>
-            <w:r>
+          </w:p>
+        </w:tc>
+        <w:tc>
+          <w:tcPr>
+            <w:tcW w:w="512" w:type="pct"/>
+          </w:tcPr>
+          <w:p>
+            <w:pPr>
+              <w:spacing w:before="100" w:after="100" w:line="600" w:lineRule="auto"/>
+              <w:jc w:val="center"/>
               <w:rPr>
                 <w:rFonts w:asciiTheme="minorHAnsi" w:hAnsiTheme="minorHAnsi"/>
                 <w:color w:val="EE0000"/>
                 <w:sz w:val="22"/>
                 <w:szCs w:val="24"/>
               </w:rPr>
-              <w:t>270.43</w:t>
-            </w:r>
-          </w:p>
-        </w:tc>
-        <w:tc>
-          <w:tcPr>
-            <w:tcW w:w="526" w:type="pct"/>
-          </w:tcPr>
-          <w:p>
-            <w:pPr>
-              <w:spacing w:before="100" w:after="100" w:line="600" w:lineRule="auto"/>
+            </w:pPr>
+          </w:p>
+        </w:tc>
+        <w:tc>
+          <w:tcPr>
+            <w:tcW w:w="531" w:type="pct"/>
+          </w:tcPr>
+          <w:p>
+            <w:pPr>
               <w:jc w:val="center"/>
               <w:rPr>
                 <w:rFonts w:asciiTheme="minorHAnsi" w:hAnsiTheme="minorHAnsi"/>
@@ -1757,24 +1756,30 @@
                 <w:szCs w:val="24"/>
               </w:rPr>
             </w:pPr>
-            <w:r>
+          </w:p>
+        </w:tc>
+        <w:tc>
+          <w:tcPr>
+            <w:tcW w:w="572" w:type="pct"/>
+          </w:tcPr>
+          <w:p>
+            <w:pPr>
+              <w:jc w:val="center"/>
               <w:rPr>
                 <w:rFonts w:asciiTheme="minorHAnsi" w:hAnsiTheme="minorHAnsi"/>
                 <w:color w:val="EE0000"/>
                 <w:sz w:val="22"/>
                 <w:szCs w:val="24"/>
               </w:rPr>
-              <w:t>270.43</w:t>
-            </w:r>
-          </w:p>
-        </w:tc>
-        <w:tc>
-          <w:tcPr>
-            <w:tcW w:w="512" w:type="pct"/>
-          </w:tcPr>
-          <w:p>
-            <w:pPr>
-              <w:spacing w:before="100" w:after="100" w:line="600" w:lineRule="auto"/>
+            </w:pPr>
+          </w:p>
+        </w:tc>
+        <w:tc>
+          <w:tcPr>
+            <w:tcW w:w="544" w:type="pct"/>
+          </w:tcPr>
+          <w:p>
+            <w:pPr>
               <w:jc w:val="center"/>
               <w:rPr>
                 <w:rFonts w:asciiTheme="minorHAnsi" w:hAnsiTheme="minorHAnsi"/>
@@ -1783,90 +1788,6 @@
                 <w:szCs w:val="24"/>
               </w:rPr>
             </w:pPr>
-            <w:r>
-              <w:rPr>
-                <w:rFonts w:asciiTheme="minorHAnsi" w:hAnsiTheme="minorHAnsi"/>
-                <w:color w:val="EE0000"/>
-                <w:sz w:val="22"/>
-                <w:szCs w:val="24"/>
-              </w:rPr>
-              <w:t>270.43</w:t>
-            </w:r>
-          </w:p>
-        </w:tc>
-        <w:tc>
-          <w:tcPr>
-            <w:tcW w:w="531" w:type="pct"/>
-          </w:tcPr>
-          <w:p>
-            <w:pPr>
-              <w:jc w:val="center"/>
-              <w:rPr>
-                <w:rFonts w:asciiTheme="minorHAnsi" w:hAnsiTheme="minorHAnsi"/>
-                <w:color w:val="EE0000"/>
-                <w:sz w:val="22"/>
-                <w:szCs w:val="24"/>
-              </w:rPr>
-            </w:pPr>
-            <w:r>
-              <w:rPr>
-                <w:rFonts w:asciiTheme="minorHAnsi" w:hAnsiTheme="minorHAnsi"/>
-                <w:color w:val="EE0000"/>
-                <w:sz w:val="22"/>
-                <w:szCs w:val="24"/>
-              </w:rPr>
-              <w:t>270.43</w:t>
-            </w:r>
-          </w:p>
-        </w:tc>
-        <w:tc>
-          <w:tcPr>
-            <w:tcW w:w="572" w:type="pct"/>
-          </w:tcPr>
-          <w:p>
-            <w:pPr>
-              <w:jc w:val="center"/>
-              <w:rPr>
-                <w:rFonts w:asciiTheme="minorHAnsi" w:hAnsiTheme="minorHAnsi"/>
-                <w:color w:val="EE0000"/>
-                <w:sz w:val="22"/>
-                <w:szCs w:val="24"/>
-              </w:rPr>
-            </w:pPr>
-            <w:r>
-              <w:rPr>
-                <w:rFonts w:asciiTheme="minorHAnsi" w:hAnsiTheme="minorHAnsi"/>
-                <w:color w:val="EE0000"/>
-                <w:sz w:val="22"/>
-                <w:szCs w:val="24"/>
-              </w:rPr>
-              <w:t>270.43</w:t>
-            </w:r>
-          </w:p>
-        </w:tc>
-        <w:tc>
-          <w:tcPr>
-            <w:tcW w:w="544" w:type="pct"/>
-          </w:tcPr>
-          <w:p>
-            <w:pPr>
-              <w:jc w:val="center"/>
-              <w:rPr>
-                <w:rFonts w:asciiTheme="minorHAnsi" w:hAnsiTheme="minorHAnsi"/>
-                <w:color w:val="EE0000"/>
-                <w:sz w:val="22"/>
-                <w:szCs w:val="24"/>
-              </w:rPr>
-            </w:pPr>
-            <w:r>
-              <w:rPr>
-                <w:rFonts w:asciiTheme="minorHAnsi" w:hAnsiTheme="minorHAnsi"/>
-                <w:color w:val="EE0000"/>
-                <w:sz w:val="22"/>
-                <w:szCs w:val="24"/>
-              </w:rPr>
-              <w:t>270.43</w:t>
-            </w:r>
           </w:p>
         </w:tc>
         <w:tc>
@@ -1940,20 +1861,28 @@
                 <w:szCs w:val="24"/>
               </w:rPr>
             </w:pPr>
-            <w:r>
+          </w:p>
+        </w:tc>
+        <w:tc>
+          <w:tcPr>
+            <w:tcW w:w="555" w:type="pct"/>
+          </w:tcPr>
+          <w:p>
+            <w:pPr>
+              <w:spacing w:before="100" w:after="100" w:line="600" w:lineRule="auto"/>
+              <w:jc w:val="center"/>
               <w:rPr>
                 <w:rFonts w:asciiTheme="minorHAnsi" w:hAnsiTheme="minorHAnsi"/>
                 <w:color w:val="EE0000"/>
                 <w:sz w:val="22"/>
                 <w:szCs w:val="24"/>
               </w:rPr>
-              <w:t>45.57</w:t>
-            </w:r>
-          </w:p>
-        </w:tc>
-        <w:tc>
-          <w:tcPr>
-            <w:tcW w:w="555" w:type="pct"/>
+            </w:pPr>
+          </w:p>
+        </w:tc>
+        <w:tc>
+          <w:tcPr>
+            <w:tcW w:w="526" w:type="pct"/>
           </w:tcPr>
           <w:p>
             <w:pPr>
@@ -1966,24 +1895,31 @@
                 <w:szCs w:val="24"/>
               </w:rPr>
             </w:pPr>
-            <w:r>
+          </w:p>
+        </w:tc>
+        <w:tc>
+          <w:tcPr>
+            <w:tcW w:w="512" w:type="pct"/>
+          </w:tcPr>
+          <w:p>
+            <w:pPr>
+              <w:spacing w:before="100" w:after="100" w:line="600" w:lineRule="auto"/>
+              <w:jc w:val="center"/>
               <w:rPr>
                 <w:rFonts w:asciiTheme="minorHAnsi" w:hAnsiTheme="minorHAnsi"/>
                 <w:color w:val="EE0000"/>
                 <w:sz w:val="22"/>
                 <w:szCs w:val="24"/>
               </w:rPr>
-              <w:t>45.57</w:t>
-            </w:r>
-          </w:p>
-        </w:tc>
-        <w:tc>
-          <w:tcPr>
-            <w:tcW w:w="526" w:type="pct"/>
-          </w:tcPr>
-          <w:p>
-            <w:pPr>
-              <w:spacing w:before="100" w:after="100" w:line="600" w:lineRule="auto"/>
+            </w:pPr>
+          </w:p>
+        </w:tc>
+        <w:tc>
+          <w:tcPr>
+            <w:tcW w:w="531" w:type="pct"/>
+          </w:tcPr>
+          <w:p>
+            <w:pPr>
               <w:jc w:val="center"/>
               <w:rPr>
                 <w:rFonts w:asciiTheme="minorHAnsi" w:hAnsiTheme="minorHAnsi"/>
@@ -1992,24 +1928,30 @@
                 <w:szCs w:val="24"/>
               </w:rPr>
             </w:pPr>
-            <w:r>
+          </w:p>
+        </w:tc>
+        <w:tc>
+          <w:tcPr>
+            <w:tcW w:w="572" w:type="pct"/>
+          </w:tcPr>
+          <w:p>
+            <w:pPr>
+              <w:jc w:val="center"/>
               <w:rPr>
                 <w:rFonts w:asciiTheme="minorHAnsi" w:hAnsiTheme="minorHAnsi"/>
                 <w:color w:val="EE0000"/>
                 <w:sz w:val="22"/>
                 <w:szCs w:val="24"/>
               </w:rPr>
-              <w:t>45.57</w:t>
-            </w:r>
-          </w:p>
-        </w:tc>
-        <w:tc>
-          <w:tcPr>
-            <w:tcW w:w="512" w:type="pct"/>
-          </w:tcPr>
-          <w:p>
-            <w:pPr>
-              <w:spacing w:before="100" w:after="100" w:line="600" w:lineRule="auto"/>
+            </w:pPr>
+          </w:p>
+        </w:tc>
+        <w:tc>
+          <w:tcPr>
+            <w:tcW w:w="544" w:type="pct"/>
+          </w:tcPr>
+          <w:p>
+            <w:pPr>
               <w:jc w:val="center"/>
               <w:rPr>
                 <w:rFonts w:asciiTheme="minorHAnsi" w:hAnsiTheme="minorHAnsi"/>
@@ -2018,90 +1960,6 @@
                 <w:szCs w:val="24"/>
               </w:rPr>
             </w:pPr>
-            <w:r>
-              <w:rPr>
-                <w:rFonts w:asciiTheme="minorHAnsi" w:hAnsiTheme="minorHAnsi"/>
-                <w:color w:val="EE0000"/>
-                <w:sz w:val="22"/>
-                <w:szCs w:val="24"/>
-              </w:rPr>
-              <w:t>45.57</w:t>
-            </w:r>
-          </w:p>
-        </w:tc>
-        <w:tc>
-          <w:tcPr>
-            <w:tcW w:w="531" w:type="pct"/>
-          </w:tcPr>
-          <w:p>
-            <w:pPr>
-              <w:jc w:val="center"/>
-              <w:rPr>
-                <w:rFonts w:asciiTheme="minorHAnsi" w:hAnsiTheme="minorHAnsi"/>
-                <w:color w:val="EE0000"/>
-                <w:sz w:val="22"/>
-                <w:szCs w:val="24"/>
-              </w:rPr>
-            </w:pPr>
-            <w:r>
-              <w:rPr>
-                <w:rFonts w:asciiTheme="minorHAnsi" w:hAnsiTheme="minorHAnsi"/>
-                <w:color w:val="EE0000"/>
-                <w:sz w:val="22"/>
-                <w:szCs w:val="24"/>
-              </w:rPr>
-              <w:t>45.57</w:t>
-            </w:r>
-          </w:p>
-        </w:tc>
-        <w:tc>
-          <w:tcPr>
-            <w:tcW w:w="572" w:type="pct"/>
-          </w:tcPr>
-          <w:p>
-            <w:pPr>
-              <w:jc w:val="center"/>
-              <w:rPr>
-                <w:rFonts w:asciiTheme="minorHAnsi" w:hAnsiTheme="minorHAnsi"/>
-                <w:color w:val="EE0000"/>
-                <w:sz w:val="22"/>
-                <w:szCs w:val="24"/>
-              </w:rPr>
-            </w:pPr>
-            <w:r>
-              <w:rPr>
-                <w:rFonts w:asciiTheme="minorHAnsi" w:hAnsiTheme="minorHAnsi"/>
-                <w:color w:val="EE0000"/>
-                <w:sz w:val="22"/>
-                <w:szCs w:val="24"/>
-              </w:rPr>
-              <w:t>45.57</w:t>
-            </w:r>
-          </w:p>
-        </w:tc>
-        <w:tc>
-          <w:tcPr>
-            <w:tcW w:w="544" w:type="pct"/>
-          </w:tcPr>
-          <w:p>
-            <w:pPr>
-              <w:jc w:val="center"/>
-              <w:rPr>
-                <w:rFonts w:asciiTheme="minorHAnsi" w:hAnsiTheme="minorHAnsi"/>
-                <w:color w:val="EE0000"/>
-                <w:sz w:val="22"/>
-                <w:szCs w:val="24"/>
-              </w:rPr>
-            </w:pPr>
-            <w:r>
-              <w:rPr>
-                <w:rFonts w:asciiTheme="minorHAnsi" w:hAnsiTheme="minorHAnsi"/>
-                <w:color w:val="EE0000"/>
-                <w:sz w:val="22"/>
-                <w:szCs w:val="24"/>
-              </w:rPr>
-              <w:t>45.57</w:t>
-            </w:r>
           </w:p>
         </w:tc>
         <w:tc>
@@ -2184,20 +2042,28 @@
                 <w:szCs w:val="24"/>
               </w:rPr>
             </w:pPr>
-            <w:r>
+          </w:p>
+        </w:tc>
+        <w:tc>
+          <w:tcPr>
+            <w:tcW w:w="555" w:type="pct"/>
+          </w:tcPr>
+          <w:p>
+            <w:pPr>
+              <w:spacing w:before="100" w:after="100" w:line="600" w:lineRule="auto"/>
+              <w:jc w:val="center"/>
               <w:rPr>
                 <w:rFonts w:asciiTheme="minorHAnsi" w:hAnsiTheme="minorHAnsi"/>
                 <w:color w:val="EE0000"/>
                 <w:sz w:val="22"/>
                 <w:szCs w:val="24"/>
               </w:rPr>
-              <w:t>44</w:t>
-            </w:r>
-          </w:p>
-        </w:tc>
-        <w:tc>
-          <w:tcPr>
-            <w:tcW w:w="555" w:type="pct"/>
+            </w:pPr>
+          </w:p>
+        </w:tc>
+        <w:tc>
+          <w:tcPr>
+            <w:tcW w:w="526" w:type="pct"/>
           </w:tcPr>
           <w:p>
             <w:pPr>
@@ -2210,24 +2076,31 @@
                 <w:szCs w:val="24"/>
               </w:rPr>
             </w:pPr>
-            <w:r>
+          </w:p>
+        </w:tc>
+        <w:tc>
+          <w:tcPr>
+            <w:tcW w:w="512" w:type="pct"/>
+          </w:tcPr>
+          <w:p>
+            <w:pPr>
+              <w:spacing w:before="100" w:after="100" w:line="600" w:lineRule="auto"/>
+              <w:jc w:val="center"/>
               <w:rPr>
                 <w:rFonts w:asciiTheme="minorHAnsi" w:hAnsiTheme="minorHAnsi"/>
                 <w:color w:val="EE0000"/>
                 <w:sz w:val="22"/>
                 <w:szCs w:val="24"/>
               </w:rPr>
-              <w:t>44</w:t>
-            </w:r>
-          </w:p>
-        </w:tc>
-        <w:tc>
-          <w:tcPr>
-            <w:tcW w:w="526" w:type="pct"/>
-          </w:tcPr>
-          <w:p>
-            <w:pPr>
-              <w:spacing w:before="100" w:after="100" w:line="600" w:lineRule="auto"/>
+            </w:pPr>
+          </w:p>
+        </w:tc>
+        <w:tc>
+          <w:tcPr>
+            <w:tcW w:w="531" w:type="pct"/>
+          </w:tcPr>
+          <w:p>
+            <w:pPr>
               <w:jc w:val="center"/>
               <w:rPr>
                 <w:rFonts w:asciiTheme="minorHAnsi" w:hAnsiTheme="minorHAnsi"/>
@@ -2236,24 +2109,30 @@
                 <w:szCs w:val="24"/>
               </w:rPr>
             </w:pPr>
-            <w:r>
+          </w:p>
+        </w:tc>
+        <w:tc>
+          <w:tcPr>
+            <w:tcW w:w="572" w:type="pct"/>
+          </w:tcPr>
+          <w:p>
+            <w:pPr>
+              <w:jc w:val="center"/>
               <w:rPr>
                 <w:rFonts w:asciiTheme="minorHAnsi" w:hAnsiTheme="minorHAnsi"/>
                 <w:color w:val="EE0000"/>
                 <w:sz w:val="22"/>
                 <w:szCs w:val="24"/>
               </w:rPr>
-              <w:t>44</w:t>
-            </w:r>
-          </w:p>
-        </w:tc>
-        <w:tc>
-          <w:tcPr>
-            <w:tcW w:w="512" w:type="pct"/>
-          </w:tcPr>
-          <w:p>
-            <w:pPr>
-              <w:spacing w:before="100" w:after="100" w:line="600" w:lineRule="auto"/>
+            </w:pPr>
+          </w:p>
+        </w:tc>
+        <w:tc>
+          <w:tcPr>
+            <w:tcW w:w="544" w:type="pct"/>
+          </w:tcPr>
+          <w:p>
+            <w:pPr>
               <w:jc w:val="center"/>
               <w:rPr>
                 <w:rFonts w:asciiTheme="minorHAnsi" w:hAnsiTheme="minorHAnsi"/>
@@ -2262,90 +2141,6 @@
                 <w:szCs w:val="24"/>
               </w:rPr>
             </w:pPr>
-            <w:r>
-              <w:rPr>
-                <w:rFonts w:asciiTheme="minorHAnsi" w:hAnsiTheme="minorHAnsi"/>
-                <w:color w:val="EE0000"/>
-                <w:sz w:val="22"/>
-                <w:szCs w:val="24"/>
-              </w:rPr>
-              <w:t>44</w:t>
-            </w:r>
-          </w:p>
-        </w:tc>
-        <w:tc>
-          <w:tcPr>
-            <w:tcW w:w="531" w:type="pct"/>
-          </w:tcPr>
-          <w:p>
-            <w:pPr>
-              <w:jc w:val="center"/>
-              <w:rPr>
-                <w:rFonts w:asciiTheme="minorHAnsi" w:hAnsiTheme="minorHAnsi"/>
-                <w:color w:val="EE0000"/>
-                <w:sz w:val="22"/>
-                <w:szCs w:val="24"/>
-              </w:rPr>
-            </w:pPr>
-            <w:r>
-              <w:rPr>
-                <w:rFonts w:asciiTheme="minorHAnsi" w:hAnsiTheme="minorHAnsi"/>
-                <w:color w:val="EE0000"/>
-                <w:sz w:val="22"/>
-                <w:szCs w:val="24"/>
-              </w:rPr>
-              <w:t>44</w:t>
-            </w:r>
-          </w:p>
-        </w:tc>
-        <w:tc>
-          <w:tcPr>
-            <w:tcW w:w="572" w:type="pct"/>
-          </w:tcPr>
-          <w:p>
-            <w:pPr>
-              <w:jc w:val="center"/>
-              <w:rPr>
-                <w:rFonts w:asciiTheme="minorHAnsi" w:hAnsiTheme="minorHAnsi"/>
-                <w:color w:val="EE0000"/>
-                <w:sz w:val="22"/>
-                <w:szCs w:val="24"/>
-              </w:rPr>
-            </w:pPr>
-            <w:r>
-              <w:rPr>
-                <w:rFonts w:asciiTheme="minorHAnsi" w:hAnsiTheme="minorHAnsi"/>
-                <w:color w:val="EE0000"/>
-                <w:sz w:val="22"/>
-                <w:szCs w:val="24"/>
-              </w:rPr>
-              <w:t>44</w:t>
-            </w:r>
-          </w:p>
-        </w:tc>
-        <w:tc>
-          <w:tcPr>
-            <w:tcW w:w="544" w:type="pct"/>
-          </w:tcPr>
-          <w:p>
-            <w:pPr>
-              <w:jc w:val="center"/>
-              <w:rPr>
-                <w:rFonts w:asciiTheme="minorHAnsi" w:hAnsiTheme="minorHAnsi"/>
-                <w:color w:val="EE0000"/>
-                <w:sz w:val="22"/>
-                <w:szCs w:val="24"/>
-              </w:rPr>
-            </w:pPr>
-            <w:r>
-              <w:rPr>
-                <w:rFonts w:asciiTheme="minorHAnsi" w:hAnsiTheme="minorHAnsi"/>
-                <w:color w:val="EE0000"/>
-                <w:sz w:val="22"/>
-                <w:szCs w:val="24"/>
-              </w:rPr>
-              <w:t>44</w:t>
-            </w:r>
           </w:p>
         </w:tc>
         <w:tc>
@@ -2620,42 +2415,17 @@
       <w:pPr>
         <w:rPr>
           <w:rFonts w:asciiTheme="minorHAnsi" w:hAnsiTheme="minorHAnsi"/>
-          <w:color w:val="EE0000"/>
           <w:szCs w:val="24"/>
         </w:rPr>
       </w:pPr>
-      <w:r>
+    </w:p>
+    <w:p>
+      <w:pPr>
         <w:rPr>
           <w:rFonts w:asciiTheme="minorHAnsi" w:hAnsiTheme="minorHAnsi"/>
-          <w:color w:val="EE0000"/>
           <w:szCs w:val="24"/>
         </w:rPr>
-        <w:t xml:space="preserve"> </w:t>
-      </w:r>
-      <w:r>
-        <w:rPr>
-          <w:rFonts w:asciiTheme="minorHAnsi" w:hAnsiTheme="minorHAnsi"/>
-          <w:color w:val="EE0000"/>
-          <w:szCs w:val="24"/>
-        </w:rPr>
-        <w:t xml:space="preserve"> </w:t>
-      </w:r>
-      <w:r>
-        <w:rPr>
-          <w:rFonts w:asciiTheme="minorHAnsi" w:hAnsiTheme="minorHAnsi"/>
-          <w:color w:val="EE0000"/>
-          <w:szCs w:val="24"/>
-        </w:rPr>
-        <w:t>A Chi-Square Test of Independence is the correct type of test because we are testing for an association between two categorical variables</w:t>
-      </w:r>
-      <w:r>
-        <w:rPr>
-          <w:rFonts w:asciiTheme="minorHAnsi" w:hAnsiTheme="minorHAnsi"/>
-          <w:color w:val="EE0000"/>
-          <w:szCs w:val="24"/>
-        </w:rPr>
-        <w:t>.</w:t>
-      </w:r>
+      </w:pPr>
     </w:p>
     <w:p>
       <w:pPr>
@@ -2733,27 +2503,6 @@
         </w:rPr>
         <w:t xml:space="preserve"> </w:t>
       </w:r>
-      <w:r>
-        <w:rPr>
-          <w:rFonts w:asciiTheme="minorHAnsi" w:eastAsiaTheme="minorEastAsia" w:hAnsiTheme="minorHAnsi" w:cstheme="minorHAnsi"/>
-          <w:color w:val="EE0000"/>
-        </w:rPr>
-        <w:t>There is not an association between the judge and whether their score is kept or discarded</w:t>
-      </w:r>
-      <w:r>
-        <w:rPr>
-          <w:rFonts w:asciiTheme="minorHAnsi" w:eastAsiaTheme="minorEastAsia" w:hAnsiTheme="minorHAnsi" w:cstheme="minorHAnsi"/>
-          <w:color w:val="EE0000"/>
-        </w:rPr>
-        <w:t>.</w:t>
-      </w:r>
-      <w:r>
-        <w:rPr>
-          <w:rFonts w:asciiTheme="minorHAnsi" w:eastAsiaTheme="minorEastAsia" w:hAnsiTheme="minorHAnsi" w:cstheme="minorHAnsi"/>
-          <w:color w:val="EE0000"/>
-        </w:rPr>
-        <w:t xml:space="preserve"> </w:t>
-      </w:r>
     </w:p>
     <w:p>
       <w:pPr>
@@ -2820,20 +2569,6 @@
         </w:rPr>
         <w:t xml:space="preserve"> </w:t>
       </w:r>
-      <w:r>
-        <w:rPr>
-          <w:rFonts w:asciiTheme="minorHAnsi" w:eastAsiaTheme="minorEastAsia" w:hAnsiTheme="minorHAnsi" w:cstheme="minorHAnsi"/>
-          <w:color w:val="EE0000"/>
-        </w:rPr>
-        <w:t>There is an association between the judge and whether their score is kept or discarded</w:t>
-      </w:r>
-      <w:r>
-        <w:rPr>
-          <w:rFonts w:asciiTheme="minorHAnsi" w:eastAsiaTheme="minorEastAsia" w:hAnsiTheme="minorHAnsi" w:cstheme="minorHAnsi"/>
-          <w:color w:val="EE0000"/>
-        </w:rPr>
-        <w:t>.</w:t>
-      </w:r>
     </w:p>
     <w:p>
       <w:pPr>
@@ -2880,115 +2615,6 @@
     </w:p>
     <w:p>
       <w:pPr>
-        <w:pStyle w:val="ListParagraph"/>
-        <w:rPr>
-          <w:rFonts w:ascii="Cambria Math" w:hAnsi="Cambria Math"/>
-          <w:iCs/>
-          <w:color w:val="EE0000"/>
-          <w:szCs w:val="24"/>
-        </w:rPr>
-      </w:pPr>
-      <m:oMath>
-        <m:sSup>
-          <m:sSupPr>
-            <m:ctrlPr>
-              <w:rPr>
-                <w:rFonts w:ascii="Cambria Math" w:hAnsi="Cambria Math"/>
-                <w:i/>
-                <w:color w:val="EE0000"/>
-                <w:szCs w:val="24"/>
-              </w:rPr>
-            </m:ctrlPr>
-          </m:sSupPr>
-          <m:e>
-            <m:r>
-              <w:rPr>
-                <w:rFonts w:ascii="Cambria Math" w:hAnsi="Cambria Math"/>
-                <w:color w:val="EE0000"/>
-                <w:szCs w:val="24"/>
-              </w:rPr>
-              <m:t>X</m:t>
-            </m:r>
-          </m:e>
-          <m:sup>
-            <m:r>
-              <w:rPr>
-                <w:rFonts w:ascii="Cambria Math" w:hAnsi="Cambria Math"/>
-                <w:color w:val="EE0000"/>
-                <w:szCs w:val="24"/>
-              </w:rPr>
-              <m:t>2</m:t>
-            </m:r>
-          </m:sup>
-        </m:sSup>
-        <m:r>
-          <w:rPr>
-            <w:rFonts w:ascii="Cambria Math" w:hAnsi="Cambria Math"/>
-            <w:color w:val="EE0000"/>
-            <w:szCs w:val="24"/>
-          </w:rPr>
-          <m:t>=</m:t>
-        </m:r>
-      </m:oMath>
-      <w:r>
-        <w:rPr>
-          <w:rFonts w:ascii="Cambria Math" w:eastAsiaTheme="minorEastAsia" w:hAnsi="Cambria Math"/>
-          <w:color w:val="EE0000"/>
-          <w:szCs w:val="24"/>
-        </w:rPr>
-        <w:t xml:space="preserve"> </w:t>
-      </w:r>
-      <w:r>
-        <w:rPr>
-          <w:rFonts w:ascii="Cambria Math" w:hAnsi="Cambria Math"/>
-          <w:iCs/>
-          <w:color w:val="EE0000"/>
-          <w:szCs w:val="24"/>
-        </w:rPr>
-        <w:t>20.721</w:t>
-      </w:r>
-    </w:p>
-    <w:p>
-      <w:pPr>
-        <w:pStyle w:val="ListParagraph"/>
-        <w:rPr>
-          <w:rFonts w:ascii="Cambria Math" w:hAnsi="Cambria Math"/>
-          <w:i/>
-          <w:color w:val="EE0000"/>
-          <w:szCs w:val="24"/>
-        </w:rPr>
-      </w:pPr>
-      <w:r>
-        <w:rPr>
-          <w:rFonts w:ascii="Cambria Math" w:hAnsi="Cambria Math"/>
-          <w:iCs/>
-          <w:color w:val="EE0000"/>
-          <w:szCs w:val="24"/>
-        </w:rPr>
-        <w:t>DF = 12</w:t>
-      </w:r>
-    </w:p>
-    <w:p>
-      <w:pPr>
-        <w:pStyle w:val="ListParagraph"/>
-        <w:rPr>
-          <w:rFonts w:asciiTheme="minorHAnsi" w:hAnsiTheme="minorHAnsi"/>
-          <w:szCs w:val="24"/>
-        </w:rPr>
-      </w:pPr>
-    </w:p>
-    <w:p>
-      <w:pPr>
-        <w:rPr>
-          <w:rFonts w:ascii="Cambria Math" w:hAnsi="Cambria Math"/>
-          <w:i/>
-          <w:color w:val="EE0000"/>
-          <w:szCs w:val="24"/>
-        </w:rPr>
-      </w:pPr>
-    </w:p>
-    <w:p>
-      <w:pPr>
         <w:rPr>
           <w:rFonts w:asciiTheme="minorHAnsi" w:hAnsiTheme="minorHAnsi"/>
           <w:szCs w:val="24"/>
@@ -3061,13 +2687,6 @@
           <w:color w:val="EE0000"/>
         </w:rPr>
       </w:pPr>
-      <w:r>
-        <w:rPr>
-          <w:rFonts w:asciiTheme="minorHAnsi" w:hAnsiTheme="minorHAnsi" w:cstheme="minorHAnsi"/>
-          <w:color w:val="EE0000"/>
-        </w:rPr>
-        <w:t>Chi-square distribution, p-value = 0.05462</w:t>
-      </w:r>
     </w:p>
     <w:p>
       <w:pPr>
@@ -3100,19 +2719,10 @@
     <w:p>
       <w:pPr>
         <w:spacing w:before="0" w:beforeAutospacing="0" w:after="160" w:afterAutospacing="0" w:line="278" w:lineRule="auto"/>
-        <w:ind w:left="720"/>
         <w:rPr>
           <w:rFonts w:asciiTheme="minorHAnsi" w:hAnsiTheme="minorHAnsi" w:cstheme="minorHAnsi"/>
-          <w:color w:val="EE0000"/>
-        </w:rPr>
-      </w:pPr>
-      <w:r>
-        <w:rPr>
-          <w:rFonts w:asciiTheme="minorHAnsi" w:hAnsiTheme="minorHAnsi" w:cstheme="minorHAnsi"/>
-          <w:color w:val="EE0000"/>
-        </w:rPr>
-        <w:t xml:space="preserve">We accept the null hypothesis. There is no significant evidence that demonstrates that one or more judge’s scores were thrown out more frequently than the rest. </w:t>
-      </w:r>
+        </w:rPr>
+      </w:pPr>
     </w:p>
     <w:p>
       <w:pPr>
@@ -3136,23 +2746,6 @@
     <w:p>
       <w:pPr>
         <w:spacing w:before="0" w:beforeAutospacing="0" w:after="160" w:afterAutospacing="0" w:line="278" w:lineRule="auto"/>
-        <w:ind w:left="720"/>
-        <w:rPr>
-          <w:rFonts w:asciiTheme="minorHAnsi" w:hAnsiTheme="minorHAnsi" w:cstheme="minorHAnsi"/>
-          <w:color w:val="EE0000"/>
-        </w:rPr>
-      </w:pPr>
-      <w:r>
-        <w:rPr>
-          <w:rFonts w:asciiTheme="minorHAnsi" w:hAnsiTheme="minorHAnsi" w:cstheme="minorHAnsi"/>
-          <w:color w:val="EE0000"/>
-        </w:rPr>
-        <w:t xml:space="preserve">We reject the null hypothesis. There is significant evidence that demonstrates that one or more judge’s scores were thrown out more frequently than the rest. </w:t>
-      </w:r>
-    </w:p>
-    <w:p>
-      <w:pPr>
-        <w:spacing w:before="0" w:beforeAutospacing="0" w:after="160" w:afterAutospacing="0" w:line="278" w:lineRule="auto"/>
         <w:ind w:left="360"/>
         <w:rPr>
           <w:rFonts w:asciiTheme="minorHAnsi" w:hAnsiTheme="minorHAnsi" w:cstheme="minorHAnsi"/>
@@ -3182,26 +2775,11 @@
     <w:p>
       <w:pPr>
         <w:spacing w:before="0" w:beforeAutospacing="0" w:after="160" w:afterAutospacing="0" w:line="278" w:lineRule="auto"/>
-        <w:ind w:left="720"/>
         <w:rPr>
           <w:rFonts w:asciiTheme="minorHAnsi" w:hAnsiTheme="minorHAnsi" w:cstheme="minorHAnsi"/>
           <w:color w:val="EE0000"/>
         </w:rPr>
       </w:pPr>
-      <w:r>
-        <w:rPr>
-          <w:rFonts w:asciiTheme="minorHAnsi" w:hAnsiTheme="minorHAnsi" w:cstheme="minorHAnsi"/>
-          <w:color w:val="EE0000"/>
-        </w:rPr>
-        <w:t>I</w:t>
-      </w:r>
-      <w:r>
-        <w:rPr>
-          <w:rFonts w:asciiTheme="minorHAnsi" w:hAnsiTheme="minorHAnsi" w:cstheme="minorHAnsi"/>
-          <w:color w:val="EE0000"/>
-        </w:rPr>
-        <w:t xml:space="preserve">ncorrectly accusing a judge of being bias, but in fact they were fair. </w:t>
-      </w:r>
     </w:p>
     <w:p>
       <w:pPr>
@@ -3233,19 +2811,11 @@
     <w:p>
       <w:pPr>
         <w:spacing w:before="0" w:beforeAutospacing="0" w:after="160" w:afterAutospacing="0" w:line="278" w:lineRule="auto"/>
-        <w:ind w:left="720"/>
         <w:rPr>
           <w:rFonts w:asciiTheme="minorHAnsi" w:hAnsiTheme="minorHAnsi" w:cstheme="minorHAnsi"/>
           <w:color w:val="EE0000"/>
         </w:rPr>
       </w:pPr>
-      <w:r>
-        <w:rPr>
-          <w:rFonts w:asciiTheme="minorHAnsi" w:hAnsiTheme="minorHAnsi" w:cstheme="minorHAnsi"/>
-          <w:color w:val="EE0000"/>
-        </w:rPr>
-        <w:t xml:space="preserve">Incorrectly concluding that all judges are fair, when one is actually biased. </w:t>
-      </w:r>
     </w:p>
     <w:p>
       <w:pPr>
@@ -3283,58 +2853,6 @@
           <w:color w:val="EE0000"/>
         </w:rPr>
       </w:pPr>
-      <w:r>
-        <w:rPr>
-          <w:rFonts w:asciiTheme="minorHAnsi" w:hAnsiTheme="minorHAnsi" w:cstheme="minorHAnsi"/>
-          <w:color w:val="EE0000"/>
-        </w:rPr>
-        <w:t xml:space="preserve">Type I: </w:t>
-      </w:r>
-      <w:r>
-        <w:rPr>
-          <w:rFonts w:asciiTheme="minorHAnsi" w:hAnsiTheme="minorHAnsi" w:cstheme="minorHAnsi"/>
-          <w:color w:val="EE0000"/>
-        </w:rPr>
-        <w:t>Negatively impact athlete’s results, which may impact their careers such as college recruiting and other meet qualifications.</w:t>
-      </w:r>
-    </w:p>
-    <w:p>
-      <w:pPr>
-        <w:spacing w:before="0" w:beforeAutospacing="0" w:after="160" w:afterAutospacing="0" w:line="278" w:lineRule="auto"/>
-        <w:ind w:left="720"/>
-        <w:rPr>
-          <w:rFonts w:asciiTheme="minorHAnsi" w:hAnsiTheme="minorHAnsi" w:cstheme="minorHAnsi"/>
-          <w:color w:val="EE0000"/>
-        </w:rPr>
-      </w:pPr>
-      <w:r>
-        <w:rPr>
-          <w:rFonts w:asciiTheme="minorHAnsi" w:hAnsiTheme="minorHAnsi" w:cstheme="minorHAnsi"/>
-          <w:color w:val="EE0000"/>
-        </w:rPr>
-        <w:t xml:space="preserve">Type II: </w:t>
-      </w:r>
-      <w:r>
-        <w:rPr>
-          <w:rFonts w:asciiTheme="minorHAnsi" w:hAnsiTheme="minorHAnsi" w:cstheme="minorHAnsi"/>
-          <w:color w:val="EE0000"/>
-        </w:rPr>
-        <w:t xml:space="preserve">If you incorrectly </w:t>
-      </w:r>
-      <w:r>
-        <w:rPr>
-          <w:rFonts w:asciiTheme="minorHAnsi" w:hAnsiTheme="minorHAnsi" w:cstheme="minorHAnsi"/>
-          <w:color w:val="EE0000"/>
-        </w:rPr>
-        <w:t xml:space="preserve">determine a judge is biased and they are not, you will negatively impact their </w:t>
-      </w:r>
-      <w:r>
-        <w:rPr>
-          <w:rFonts w:asciiTheme="minorHAnsi" w:hAnsiTheme="minorHAnsi" w:cstheme="minorHAnsi"/>
-          <w:color w:val="EE0000"/>
-        </w:rPr>
-        <w:t xml:space="preserve">careers. </w:t>
-      </w:r>
     </w:p>
     <w:p>
       <w:pPr>
@@ -3372,7 +2890,6 @@
         <w:rPr>
           <w:rFonts w:asciiTheme="minorHAnsi" w:hAnsiTheme="minorHAnsi" w:cstheme="minorHAnsi"/>
         </w:rPr>
-        <w:lastRenderedPageBreak/>
         <w:t>Given the results of the test</w:t>
       </w:r>
       <w:r>
@@ -3406,33 +2923,9 @@
     <w:p>
       <w:pPr>
         <w:spacing w:before="0" w:beforeAutospacing="0" w:after="160" w:afterAutospacing="0" w:line="278" w:lineRule="auto"/>
-        <w:ind w:left="720"/>
         <w:rPr>
           <w:rFonts w:asciiTheme="minorHAnsi" w:hAnsiTheme="minorHAnsi" w:cstheme="minorHAnsi"/>
           <w:color w:val="EE0000"/>
-        </w:rPr>
-      </w:pPr>
-      <w:r>
-        <w:rPr>
-          <w:rFonts w:asciiTheme="minorHAnsi" w:hAnsiTheme="minorHAnsi" w:cstheme="minorHAnsi"/>
-          <w:color w:val="EE0000"/>
-        </w:rPr>
-        <w:t xml:space="preserve">Answers will vary. </w:t>
-      </w:r>
-    </w:p>
-    <w:p>
-      <w:pPr>
-        <w:spacing w:before="0" w:beforeAutospacing="0" w:after="160" w:afterAutospacing="0" w:line="278" w:lineRule="auto"/>
-        <w:rPr>
-          <w:rFonts w:asciiTheme="minorHAnsi" w:hAnsiTheme="minorHAnsi" w:cstheme="minorHAnsi"/>
-        </w:rPr>
-      </w:pPr>
-    </w:p>
-    <w:p>
-      <w:pPr>
-        <w:spacing w:before="0" w:beforeAutospacing="0" w:after="160" w:afterAutospacing="0" w:line="278" w:lineRule="auto"/>
-        <w:rPr>
-          <w:rFonts w:asciiTheme="minorHAnsi" w:hAnsiTheme="minorHAnsi" w:cstheme="minorHAnsi"/>
         </w:rPr>
       </w:pPr>
     </w:p>
@@ -3453,26 +2946,6 @@
           <w:rFonts w:asciiTheme="minorHAnsi" w:hAnsiTheme="minorHAnsi" w:cstheme="minorHAnsi"/>
         </w:rPr>
         <w:t xml:space="preserve">Regardless of the decision in the previous question, suppose you reject the null hypothesis. Which judge(s) would you accuse of being biased? Justify your answer using the appropriate output from the hypothesis test. </w:t>
-      </w:r>
-    </w:p>
-    <w:p>
-      <w:pPr>
-        <w:ind w:left="720"/>
-        <w:rPr>
-          <w:rFonts w:asciiTheme="minorHAnsi" w:hAnsiTheme="minorHAnsi"/>
-          <w:bCs/>
-          <w:color w:val="EE0000"/>
-          <w:szCs w:val="24"/>
-        </w:rPr>
-      </w:pPr>
-      <w:r>
-        <w:rPr>
-          <w:rFonts w:asciiTheme="minorHAnsi" w:hAnsiTheme="minorHAnsi"/>
-          <w:bCs/>
-          <w:color w:val="EE0000"/>
-          <w:szCs w:val="24"/>
-        </w:rPr>
-        <w:t xml:space="preserve">Judge 6. </w:t>
       </w:r>
     </w:p>
     <w:sectPr>
@@ -3487,7 +2960,7 @@
 </file>
 
 <file path=word/endnotes.xml><?xml version="1.0" encoding="utf-8"?>
-<w:endnotes xmlns:wpc="http://schemas.microsoft.com/office/word/2010/wordprocessingCanvas" xmlns:cx="http://schemas.microsoft.com/office/drawing/2014/chartex" xmlns:cx1="http://schemas.microsoft.com/office/drawing/2015/9/8/chartex" xmlns:cx2="http://schemas.microsoft.com/office/drawing/2015/10/21/chartex" xmlns:cx3="http://schemas.microsoft.com/office/drawing/2016/5/9/chartex" xmlns:cx4="http://schemas.microsoft.com/office/drawing/2016/5/10/chartex" xmlns:cx5="http://schemas.microsoft.com/office/drawing/2016/5/11/chartex" xmlns:cx6="http://schemas.microsoft.com/office/drawing/2016/5/12/chartex" xmlns:cx7="http://schemas.microsoft.com/office/drawing/2016/5/13/chartex" xmlns:cx8="http://schemas.microsoft.com/office/drawing/2016/5/14/chartex" xmlns:mc="http://schemas.openxmlformats.org/markup-compatibility/2006" xmlns:aink="http://schemas.microsoft.com/office/drawing/2016/ink" xmlns:am3d="http://schemas.microsoft.com/office/drawing/2017/model3d" xmlns:o="urn:schemas-microsoft-com:office:office" xmlns:oel="http://schemas.microsoft.com/office/2019/extlst" xmlns:r="http://schemas.openxmlformats.org/officeDocument/2006/relationships" xmlns:m="http://schemas.openxmlformats.org/officeDocument/2006/math" xmlns:v="urn:schemas-microsoft-com:vml" xmlns:wp14="http://schemas.microsoft.com/office/word/2010/wordprocessingDrawing" xmlns:wp="http://schemas.openxmlformats.org/drawingml/2006/wordprocessingDrawing" xmlns:w10="urn:schemas-microsoft-com:office:word" xmlns:w="http://schemas.openxmlformats.org/wordprocessingml/2006/main" xmlns:w14="http://schemas.microsoft.com/office/word/2010/wordml" xmlns:w15="http://schemas.microsoft.com/office/word/2012/wordml" xmlns:w16cex="http://schemas.microsoft.com/office/word/2018/wordml/cex" xmlns:w16cid="http://schemas.microsoft.com/office/word/2016/wordml/cid" xmlns:w16="http://schemas.microsoft.com/office/word/2018/wordml" xmlns:w16du="http://schemas.microsoft.com/office/word/2023/wordml/word16du" xmlns:w16sdtdh="http://schemas.microsoft.com/office/word/2020/wordml/sdtdatahash" xmlns:w16sdtfl="http://schemas.microsoft.com/office/word/2024/wordml/sdtformatlock" xmlns:w16se="http://schemas.microsoft.com/office/word/2015/wordml/symex" xmlns:wpg="http://schemas.microsoft.com/office/word/2010/wordprocessingGroup" xmlns:wpi="http://schemas.microsoft.com/office/word/2010/wordprocessingInk" xmlns:wne="http://schemas.microsoft.com/office/word/2006/wordml" xmlns:wps="http://schemas.microsoft.com/office/word/2010/wordprocessingShape" mc:Ignorable="w14 w15 w16se w16cid w16 w16cex w16sdtdh w16sdtfl w16du wp14">
+<w:endnotes xmlns:wpc="http://schemas.microsoft.com/office/word/2010/wordprocessingCanvas" xmlns:cx="http://schemas.microsoft.com/office/drawing/2014/chartex" xmlns:cx1="http://schemas.microsoft.com/office/drawing/2015/9/8/chartex" xmlns:mc="http://schemas.openxmlformats.org/markup-compatibility/2006" xmlns:o="urn:schemas-microsoft-com:office:office" xmlns:r="http://schemas.openxmlformats.org/officeDocument/2006/relationships" xmlns:m="http://schemas.openxmlformats.org/officeDocument/2006/math" xmlns:v="urn:schemas-microsoft-com:vml" xmlns:wp14="http://schemas.microsoft.com/office/word/2010/wordprocessingDrawing" xmlns:wp="http://schemas.openxmlformats.org/drawingml/2006/wordprocessingDrawing" xmlns:w10="urn:schemas-microsoft-com:office:word" xmlns:w="http://schemas.openxmlformats.org/wordprocessingml/2006/main" xmlns:w14="http://schemas.microsoft.com/office/word/2010/wordml" xmlns:w15="http://schemas.microsoft.com/office/word/2012/wordml" xmlns:w16se="http://schemas.microsoft.com/office/word/2015/wordml/symex" xmlns:wpg="http://schemas.microsoft.com/office/word/2010/wordprocessingGroup" xmlns:wpi="http://schemas.microsoft.com/office/word/2010/wordprocessingInk" xmlns:wne="http://schemas.microsoft.com/office/word/2006/wordml" xmlns:wps="http://schemas.microsoft.com/office/word/2010/wordprocessingShape" mc:Ignorable="w14 w15 w16se wp14">
   <w:endnote w:type="separator" w:id="-1">
     <w:p>
       <w:pPr>
@@ -3512,7 +2985,7 @@
 </file>
 
 <file path=word/footnotes.xml><?xml version="1.0" encoding="utf-8"?>
-<w:footnotes xmlns:wpc="http://schemas.microsoft.com/office/word/2010/wordprocessingCanvas" xmlns:cx="http://schemas.microsoft.com/office/drawing/2014/chartex" xmlns:cx1="http://schemas.microsoft.com/office/drawing/2015/9/8/chartex" xmlns:cx2="http://schemas.microsoft.com/office/drawing/2015/10/21/chartex" xmlns:cx3="http://schemas.microsoft.com/office/drawing/2016/5/9/chartex" xmlns:cx4="http://schemas.microsoft.com/office/drawing/2016/5/10/chartex" xmlns:cx5="http://schemas.microsoft.com/office/drawing/2016/5/11/chartex" xmlns:cx6="http://schemas.microsoft.com/office/drawing/2016/5/12/chartex" xmlns:cx7="http://schemas.microsoft.com/office/drawing/2016/5/13/chartex" xmlns:cx8="http://schemas.microsoft.com/office/drawing/2016/5/14/chartex" xmlns:mc="http://schemas.openxmlformats.org/markup-compatibility/2006" xmlns:aink="http://schemas.microsoft.com/office/drawing/2016/ink" xmlns:am3d="http://schemas.microsoft.com/office/drawing/2017/model3d" xmlns:o="urn:schemas-microsoft-com:office:office" xmlns:oel="http://schemas.microsoft.com/office/2019/extlst" xmlns:r="http://schemas.openxmlformats.org/officeDocument/2006/relationships" xmlns:m="http://schemas.openxmlformats.org/officeDocument/2006/math" xmlns:v="urn:schemas-microsoft-com:vml" xmlns:wp14="http://schemas.microsoft.com/office/word/2010/wordprocessingDrawing" xmlns:wp="http://schemas.openxmlformats.org/drawingml/2006/wordprocessingDrawing" xmlns:w10="urn:schemas-microsoft-com:office:word" xmlns:w="http://schemas.openxmlformats.org/wordprocessingml/2006/main" xmlns:w14="http://schemas.microsoft.com/office/word/2010/wordml" xmlns:w15="http://schemas.microsoft.com/office/word/2012/wordml" xmlns:w16cex="http://schemas.microsoft.com/office/word/2018/wordml/cex" xmlns:w16cid="http://schemas.microsoft.com/office/word/2016/wordml/cid" xmlns:w16="http://schemas.microsoft.com/office/word/2018/wordml" xmlns:w16du="http://schemas.microsoft.com/office/word/2023/wordml/word16du" xmlns:w16sdtdh="http://schemas.microsoft.com/office/word/2020/wordml/sdtdatahash" xmlns:w16sdtfl="http://schemas.microsoft.com/office/word/2024/wordml/sdtformatlock" xmlns:w16se="http://schemas.microsoft.com/office/word/2015/wordml/symex" xmlns:wpg="http://schemas.microsoft.com/office/word/2010/wordprocessingGroup" xmlns:wpi="http://schemas.microsoft.com/office/word/2010/wordprocessingInk" xmlns:wne="http://schemas.microsoft.com/office/word/2006/wordml" xmlns:wps="http://schemas.microsoft.com/office/word/2010/wordprocessingShape" mc:Ignorable="w14 w15 w16se w16cid w16 w16cex w16sdtdh w16sdtfl w16du wp14">
+<w:footnotes xmlns:wpc="http://schemas.microsoft.com/office/word/2010/wordprocessingCanvas" xmlns:cx="http://schemas.microsoft.com/office/drawing/2014/chartex" xmlns:cx1="http://schemas.microsoft.com/office/drawing/2015/9/8/chartex" xmlns:mc="http://schemas.openxmlformats.org/markup-compatibility/2006" xmlns:o="urn:schemas-microsoft-com:office:office" xmlns:r="http://schemas.openxmlformats.org/officeDocument/2006/relationships" xmlns:m="http://schemas.openxmlformats.org/officeDocument/2006/math" xmlns:v="urn:schemas-microsoft-com:vml" xmlns:wp14="http://schemas.microsoft.com/office/word/2010/wordprocessingDrawing" xmlns:wp="http://schemas.openxmlformats.org/drawingml/2006/wordprocessingDrawing" xmlns:w10="urn:schemas-microsoft-com:office:word" xmlns:w="http://schemas.openxmlformats.org/wordprocessingml/2006/main" xmlns:w14="http://schemas.microsoft.com/office/word/2010/wordml" xmlns:w15="http://schemas.microsoft.com/office/word/2012/wordml" xmlns:w16se="http://schemas.microsoft.com/office/word/2015/wordml/symex" xmlns:wpg="http://schemas.microsoft.com/office/word/2010/wordprocessingGroup" xmlns:wpi="http://schemas.microsoft.com/office/word/2010/wordprocessingInk" xmlns:wne="http://schemas.microsoft.com/office/word/2006/wordml" xmlns:wps="http://schemas.microsoft.com/office/word/2010/wordprocessingShape" mc:Ignorable="w14 w15 w16se wp14">
   <w:footnote w:type="separator" w:id="-1">
     <w:p>
       <w:pPr>
@@ -3537,7 +3010,7 @@
 </file>
 
 <file path=word/header1.xml><?xml version="1.0" encoding="utf-8"?>
-<w:hdr xmlns:wpc="http://schemas.microsoft.com/office/word/2010/wordprocessingCanvas" xmlns:cx="http://schemas.microsoft.com/office/drawing/2014/chartex" xmlns:cx1="http://schemas.microsoft.com/office/drawing/2015/9/8/chartex" xmlns:cx2="http://schemas.microsoft.com/office/drawing/2015/10/21/chartex" xmlns:cx3="http://schemas.microsoft.com/office/drawing/2016/5/9/chartex" xmlns:cx4="http://schemas.microsoft.com/office/drawing/2016/5/10/chartex" xmlns:cx5="http://schemas.microsoft.com/office/drawing/2016/5/11/chartex" xmlns:cx6="http://schemas.microsoft.com/office/drawing/2016/5/12/chartex" xmlns:cx7="http://schemas.microsoft.com/office/drawing/2016/5/13/chartex" xmlns:cx8="http://schemas.microsoft.com/office/drawing/2016/5/14/chartex" xmlns:mc="http://schemas.openxmlformats.org/markup-compatibility/2006" xmlns:aink="http://schemas.microsoft.com/office/drawing/2016/ink" xmlns:am3d="http://schemas.microsoft.com/office/drawing/2017/model3d" xmlns:o="urn:schemas-microsoft-com:office:office" xmlns:oel="http://schemas.microsoft.com/office/2019/extlst" xmlns:r="http://schemas.openxmlformats.org/officeDocument/2006/relationships" xmlns:m="http://schemas.openxmlformats.org/officeDocument/2006/math" xmlns:v="urn:schemas-microsoft-com:vml" xmlns:wp14="http://schemas.microsoft.com/office/word/2010/wordprocessingDrawing" xmlns:wp="http://schemas.openxmlformats.org/drawingml/2006/wordprocessingDrawing" xmlns:w10="urn:schemas-microsoft-com:office:word" xmlns:w="http://schemas.openxmlformats.org/wordprocessingml/2006/main" xmlns:w14="http://schemas.microsoft.com/office/word/2010/wordml" xmlns:w15="http://schemas.microsoft.com/office/word/2012/wordml" xmlns:w16cex="http://schemas.microsoft.com/office/word/2018/wordml/cex" xmlns:w16cid="http://schemas.microsoft.com/office/word/2016/wordml/cid" xmlns:w16="http://schemas.microsoft.com/office/word/2018/wordml" xmlns:w16du="http://schemas.microsoft.com/office/word/2023/wordml/word16du" xmlns:w16sdtdh="http://schemas.microsoft.com/office/word/2020/wordml/sdtdatahash" xmlns:w16sdtfl="http://schemas.microsoft.com/office/word/2024/wordml/sdtformatlock" xmlns:w16se="http://schemas.microsoft.com/office/word/2015/wordml/symex" xmlns:wpg="http://schemas.microsoft.com/office/word/2010/wordprocessingGroup" xmlns:wpi="http://schemas.microsoft.com/office/word/2010/wordprocessingInk" xmlns:wne="http://schemas.microsoft.com/office/word/2006/wordml" xmlns:wps="http://schemas.microsoft.com/office/word/2010/wordprocessingShape" mc:Ignorable="w14 w15 w16se w16cid w16 w16cex w16sdtdh w16sdtfl w16du wp14">
+<w:hdr xmlns:wpc="http://schemas.microsoft.com/office/word/2010/wordprocessingCanvas" xmlns:cx="http://schemas.microsoft.com/office/drawing/2014/chartex" xmlns:cx1="http://schemas.microsoft.com/office/drawing/2015/9/8/chartex" xmlns:mc="http://schemas.openxmlformats.org/markup-compatibility/2006" xmlns:o="urn:schemas-microsoft-com:office:office" xmlns:r="http://schemas.openxmlformats.org/officeDocument/2006/relationships" xmlns:m="http://schemas.openxmlformats.org/officeDocument/2006/math" xmlns:v="urn:schemas-microsoft-com:vml" xmlns:wp14="http://schemas.microsoft.com/office/word/2010/wordprocessingDrawing" xmlns:wp="http://schemas.openxmlformats.org/drawingml/2006/wordprocessingDrawing" xmlns:w10="urn:schemas-microsoft-com:office:word" xmlns:w="http://schemas.openxmlformats.org/wordprocessingml/2006/main" xmlns:w14="http://schemas.microsoft.com/office/word/2010/wordml" xmlns:w15="http://schemas.microsoft.com/office/word/2012/wordml" xmlns:w16se="http://schemas.microsoft.com/office/word/2015/wordml/symex" xmlns:wpg="http://schemas.microsoft.com/office/word/2010/wordprocessingGroup" xmlns:wpi="http://schemas.microsoft.com/office/word/2010/wordprocessingInk" xmlns:wne="http://schemas.microsoft.com/office/word/2006/wordml" xmlns:wps="http://schemas.microsoft.com/office/word/2010/wordprocessingShape" mc:Ignorable="w14 w15 w16se wp14">
   <w:p>
     <w:pPr>
       <w:pStyle w:val="Header"/>
@@ -3597,7 +3070,7 @@
 </file>
 
 <file path=word/numbering.xml><?xml version="1.0" encoding="utf-8"?>
-<w:numbering xmlns:wpc="http://schemas.microsoft.com/office/word/2010/wordprocessingCanvas" xmlns:cx="http://schemas.microsoft.com/office/drawing/2014/chartex" xmlns:cx1="http://schemas.microsoft.com/office/drawing/2015/9/8/chartex" xmlns:cx2="http://schemas.microsoft.com/office/drawing/2015/10/21/chartex" xmlns:cx3="http://schemas.microsoft.com/office/drawing/2016/5/9/chartex" xmlns:cx4="http://schemas.microsoft.com/office/drawing/2016/5/10/chartex" xmlns:cx5="http://schemas.microsoft.com/office/drawing/2016/5/11/chartex" xmlns:cx6="http://schemas.microsoft.com/office/drawing/2016/5/12/chartex" xmlns:cx7="http://schemas.microsoft.com/office/drawing/2016/5/13/chartex" xmlns:cx8="http://schemas.microsoft.com/office/drawing/2016/5/14/chartex" xmlns:mc="http://schemas.openxmlformats.org/markup-compatibility/2006" xmlns:aink="http://schemas.microsoft.com/office/drawing/2016/ink" xmlns:am3d="http://schemas.microsoft.com/office/drawing/2017/model3d" xmlns:o="urn:schemas-microsoft-com:office:office" xmlns:oel="http://schemas.microsoft.com/office/2019/extlst" xmlns:r="http://schemas.openxmlformats.org/officeDocument/2006/relationships" xmlns:m="http://schemas.openxmlformats.org/officeDocument/2006/math" xmlns:v="urn:schemas-microsoft-com:vml" xmlns:wp14="http://schemas.microsoft.com/office/word/2010/wordprocessingDrawing" xmlns:wp="http://schemas.openxmlformats.org/drawingml/2006/wordprocessingDrawing" xmlns:w10="urn:schemas-microsoft-com:office:word" xmlns:w="http://schemas.openxmlformats.org/wordprocessingml/2006/main" xmlns:w14="http://schemas.microsoft.com/office/word/2010/wordml" xmlns:w15="http://schemas.microsoft.com/office/word/2012/wordml" xmlns:w16cex="http://schemas.microsoft.com/office/word/2018/wordml/cex" xmlns:w16cid="http://schemas.microsoft.com/office/word/2016/wordml/cid" xmlns:w16="http://schemas.microsoft.com/office/word/2018/wordml" xmlns:w16du="http://schemas.microsoft.com/office/word/2023/wordml/word16du" xmlns:w16sdtdh="http://schemas.microsoft.com/office/word/2020/wordml/sdtdatahash" xmlns:w16sdtfl="http://schemas.microsoft.com/office/word/2024/wordml/sdtformatlock" xmlns:w16se="http://schemas.microsoft.com/office/word/2015/wordml/symex" xmlns:wpg="http://schemas.microsoft.com/office/word/2010/wordprocessingGroup" xmlns:wpi="http://schemas.microsoft.com/office/word/2010/wordprocessingInk" xmlns:wne="http://schemas.microsoft.com/office/word/2006/wordml" xmlns:wps="http://schemas.microsoft.com/office/word/2010/wordprocessingShape" mc:Ignorable="w14 w15 w16se w16cid w16 w16cex w16sdtdh w16sdtfl w16du wp14">
+<w:numbering xmlns:wpc="http://schemas.microsoft.com/office/word/2010/wordprocessingCanvas" xmlns:cx="http://schemas.microsoft.com/office/drawing/2014/chartex" xmlns:cx1="http://schemas.microsoft.com/office/drawing/2015/9/8/chartex" xmlns:mc="http://schemas.openxmlformats.org/markup-compatibility/2006" xmlns:o="urn:schemas-microsoft-com:office:office" xmlns:r="http://schemas.openxmlformats.org/officeDocument/2006/relationships" xmlns:m="http://schemas.openxmlformats.org/officeDocument/2006/math" xmlns:v="urn:schemas-microsoft-com:vml" xmlns:wp14="http://schemas.microsoft.com/office/word/2010/wordprocessingDrawing" xmlns:wp="http://schemas.openxmlformats.org/drawingml/2006/wordprocessingDrawing" xmlns:w10="urn:schemas-microsoft-com:office:word" xmlns:w="http://schemas.openxmlformats.org/wordprocessingml/2006/main" xmlns:w14="http://schemas.microsoft.com/office/word/2010/wordml" xmlns:w15="http://schemas.microsoft.com/office/word/2012/wordml" xmlns:w16se="http://schemas.microsoft.com/office/word/2015/wordml/symex" xmlns:wpg="http://schemas.microsoft.com/office/word/2010/wordprocessingGroup" xmlns:wpi="http://schemas.microsoft.com/office/word/2010/wordprocessingInk" xmlns:wne="http://schemas.microsoft.com/office/word/2006/wordml" xmlns:wps="http://schemas.microsoft.com/office/word/2010/wordprocessingShape" mc:Ignorable="w14 w15 w16se wp14">
   <w:abstractNum w:abstractNumId="0" w15:restartNumberingAfterBreak="0">
     <w:nsid w:val="343D5197"/>
     <w:multiLevelType w:val="hybridMultilevel"/>
@@ -3865,20 +3338,20 @@
       </w:pPr>
     </w:lvl>
   </w:abstractNum>
-  <w:num w:numId="1" w16cid:durableId="541094322">
+  <w:num w:numId="1">
     <w:abstractNumId w:val="1"/>
   </w:num>
-  <w:num w:numId="2" w16cid:durableId="1279413367">
+  <w:num w:numId="2">
     <w:abstractNumId w:val="0"/>
   </w:num>
-  <w:num w:numId="3" w16cid:durableId="1485660137">
+  <w:num w:numId="3">
     <w:abstractNumId w:val="2"/>
   </w:num>
 </w:numbering>
 </file>
 
 <file path=word/styles.xml><?xml version="1.0" encoding="utf-8"?>
-<w:styles xmlns:mc="http://schemas.openxmlformats.org/markup-compatibility/2006" xmlns:r="http://schemas.openxmlformats.org/officeDocument/2006/relationships" xmlns:w="http://schemas.openxmlformats.org/wordprocessingml/2006/main" xmlns:w14="http://schemas.microsoft.com/office/word/2010/wordml" xmlns:w15="http://schemas.microsoft.com/office/word/2012/wordml" xmlns:w16cex="http://schemas.microsoft.com/office/word/2018/wordml/cex" xmlns:w16cid="http://schemas.microsoft.com/office/word/2016/wordml/cid" xmlns:w16="http://schemas.microsoft.com/office/word/2018/wordml" xmlns:w16du="http://schemas.microsoft.com/office/word/2023/wordml/word16du" xmlns:w16sdtdh="http://schemas.microsoft.com/office/word/2020/wordml/sdtdatahash" xmlns:w16sdtfl="http://schemas.microsoft.com/office/word/2024/wordml/sdtformatlock" xmlns:w16se="http://schemas.microsoft.com/office/word/2015/wordml/symex" mc:Ignorable="w14 w15 w16se w16cid w16 w16cex w16sdtdh w16sdtfl w16du">
+<w:styles xmlns:mc="http://schemas.openxmlformats.org/markup-compatibility/2006" xmlns:r="http://schemas.openxmlformats.org/officeDocument/2006/relationships" xmlns:w="http://schemas.openxmlformats.org/wordprocessingml/2006/main" xmlns:w14="http://schemas.microsoft.com/office/word/2010/wordml" xmlns:w15="http://schemas.microsoft.com/office/word/2012/wordml" xmlns:w16se="http://schemas.microsoft.com/office/word/2015/wordml/symex" mc:Ignorable="w14 w15 w16se">
   <w:docDefaults>
     <w:rPrDefault>
       <w:rPr>
@@ -3894,7 +3367,7 @@
       </w:pPr>
     </w:pPrDefault>
   </w:docDefaults>
-  <w:latentStyles w:defLockedState="0" w:defUIPriority="99" w:defSemiHidden="0" w:defUnhideWhenUsed="0" w:defQFormat="0" w:count="376">
+  <w:latentStyles w:defLockedState="0" w:defUIPriority="99" w:defSemiHidden="0" w:defUnhideWhenUsed="0" w:defQFormat="0" w:count="371">
     <w:lsdException w:name="Normal" w:uiPriority="0" w:qFormat="1"/>
     <w:lsdException w:name="heading 1" w:uiPriority="9" w:qFormat="1"/>
     <w:lsdException w:name="heading 2" w:semiHidden="1" w:uiPriority="9" w:unhideWhenUsed="1" w:qFormat="1"/>
@@ -4266,11 +3739,6 @@
     <w:lsdException w:name="List Table 5 Dark Accent 6" w:uiPriority="50"/>
     <w:lsdException w:name="List Table 6 Colorful Accent 6" w:uiPriority="51"/>
     <w:lsdException w:name="List Table 7 Colorful Accent 6" w:uiPriority="52"/>
-    <w:lsdException w:name="Mention" w:semiHidden="1" w:unhideWhenUsed="1"/>
-    <w:lsdException w:name="Smart Hyperlink" w:semiHidden="1" w:unhideWhenUsed="1"/>
-    <w:lsdException w:name="Hashtag" w:semiHidden="1" w:unhideWhenUsed="1"/>
-    <w:lsdException w:name="Unresolved Mention" w:semiHidden="1" w:unhideWhenUsed="1"/>
-    <w:lsdException w:name="Smart Link" w:semiHidden="1" w:unhideWhenUsed="1"/>
   </w:latentStyles>
   <w:style w:type="paragraph" w:default="1" w:styleId="Normal">
     <w:name w:val="Normal"/>

--- a/diving/world_junior_diving/DivingWorksheet.docx
+++ b/diving/world_junior_diving/DivingWorksheet.docx
@@ -34,72 +34,148 @@
           <w:color w:val="000000"/>
           <w:szCs w:val="24"/>
         </w:rPr>
-        <w:t xml:space="preserve">The FINA Junior World Diving Championships is an elite dive meet where top divers around the world aged 16 to 18 compete. </w:t>
+        <w:t xml:space="preserve">The </w:t>
       </w:r>
       <w:r>
         <w:rPr>
           <w:color w:val="000000"/>
           <w:szCs w:val="24"/>
         </w:rPr>
-        <w:t>In diving, each dive is assigned a degree of difficulty based on its complexity. Then the judges individually score each dive on execution from 0 to 10 in half-point increments. Then the two lowest and two highest judge’s scores are thrown out to reduce bias. The remaining scores are averaged and then multiplied by the degree of difficulty. The result is the divers score on the dive.</w:t>
+        <w:t>World Aquatics (</w:t>
       </w:r>
       <w:r>
         <w:rPr>
           <w:color w:val="000000"/>
           <w:szCs w:val="24"/>
         </w:rPr>
-        <w:t xml:space="preserve"> In this worksheet, you will determine if there is a judge</w:t>
+        <w:t>FINA</w:t>
       </w:r>
       <w:r>
         <w:rPr>
           <w:color w:val="000000"/>
           <w:szCs w:val="24"/>
         </w:rPr>
-        <w:t xml:space="preserve"> whose</w:t>
+        <w:t>)</w:t>
       </w:r>
       <w:r>
         <w:rPr>
           <w:color w:val="000000"/>
           <w:szCs w:val="24"/>
         </w:rPr>
-        <w:t xml:space="preserve"> score </w:t>
-      </w:r>
-      <w:r>
+        <w:t xml:space="preserve"> Junior World Diving Championships is an elite diving meet where top divers from around the world, ages 16 to 18, compete. In diving, each dive is assigned a degree of difficulty based on its complexity. Judges then individually score each dive on execution from 0 to 10 in half-point increments. To reduce the influence of unusually high or unusually low scores, the two lowest and two highest judges’ scores are discarded. The remaining scores are averaged and then multiplied by the degree of difficulty to determine the diver’s score for that dive.</w:t>
+      </w:r>
+    </w:p>
+    <w:p>
+      <w:pPr>
+        <w:shd w:val="clear" w:color="auto" w:fill="FFFFFF"/>
+        <w:tabs>
+          <w:tab w:val="left" w:pos="916"/>
+          <w:tab w:val="left" w:pos="1832"/>
+          <w:tab w:val="left" w:pos="2748"/>
+          <w:tab w:val="left" w:pos="3664"/>
+          <w:tab w:val="left" w:pos="4580"/>
+          <w:tab w:val="left" w:pos="5496"/>
+          <w:tab w:val="left" w:pos="6412"/>
+          <w:tab w:val="left" w:pos="7328"/>
+          <w:tab w:val="left" w:pos="8244"/>
+          <w:tab w:val="left" w:pos="9160"/>
+          <w:tab w:val="left" w:pos="10076"/>
+          <w:tab w:val="left" w:pos="10992"/>
+          <w:tab w:val="left" w:pos="11908"/>
+          <w:tab w:val="left" w:pos="12824"/>
+          <w:tab w:val="left" w:pos="13740"/>
+          <w:tab w:val="left" w:pos="14656"/>
+        </w:tabs>
+        <w:spacing w:after="0"/>
         <w:rPr>
           <w:color w:val="000000"/>
           <w:szCs w:val="24"/>
         </w:rPr>
-        <w:t>is</w:t>
-      </w:r>
+      </w:pPr>
       <w:r>
         <w:rPr>
           <w:color w:val="000000"/>
           <w:szCs w:val="24"/>
         </w:rPr>
-        <w:t xml:space="preserve"> dispropor</w:t>
-      </w:r>
-      <w:bookmarkStart w:id="0" w:name="_GoBack"/>
-      <w:bookmarkEnd w:id="0"/>
+        <w:t xml:space="preserve">In this </w:t>
+      </w:r>
       <w:r>
         <w:rPr>
           <w:color w:val="000000"/>
           <w:szCs w:val="24"/>
         </w:rPr>
-        <w:t>tionally thrown out more frequently than the others. To do this, we will conduct a chi-square test</w:t>
+        <w:t>activity</w:t>
       </w:r>
       <w:r>
         <w:rPr>
           <w:color w:val="000000"/>
           <w:szCs w:val="24"/>
         </w:rPr>
-        <w:t xml:space="preserve"> of independence</w:t>
+        <w:t>, each judge’s score is classified into one of three categories: Okay, Too Low, or Too High. A score is classified as Okay if it was kept, Too Low if it was one of the discarded low scores, and Too High if it was one of the discarded high scores.</w:t>
       </w:r>
       <w:r>
         <w:rPr>
           <w:color w:val="000000"/>
           <w:szCs w:val="24"/>
         </w:rPr>
-        <w:t xml:space="preserve">. </w:t>
+        <w:t xml:space="preserve"> We are interested in determining if there is evidence of </w:t>
+      </w:r>
+      <w:r>
+        <w:rPr>
+          <w:color w:val="000000"/>
+          <w:szCs w:val="24"/>
+        </w:rPr>
+        <w:t>an association between judge and score result.</w:t>
+      </w:r>
+      <w:r>
+        <w:rPr>
+          <w:color w:val="000000"/>
+          <w:szCs w:val="24"/>
+        </w:rPr>
+        <w:t xml:space="preserve"> More specifically, t</w:t>
+      </w:r>
+      <w:r>
+        <w:rPr>
+          <w:color w:val="000000"/>
+          <w:szCs w:val="24"/>
+        </w:rPr>
+        <w:t>he larger question is whether any judge appears to score differently from the others in a way that could suggest possible judging bias. Statistically, we will begin by asking whether there is an association between judge and score result.</w:t>
+      </w:r>
+      <w:r>
+        <w:rPr>
+          <w:color w:val="000000"/>
+          <w:szCs w:val="24"/>
+        </w:rPr>
+        <w:t xml:space="preserve"> </w:t>
+      </w:r>
+      <w:r>
+        <w:rPr>
+          <w:color w:val="000000"/>
+          <w:szCs w:val="24"/>
+        </w:rPr>
+        <w:t>If judge and score result are associated, we can then examine which judge or judges contributed most to that association and discuss what that pattern might imply.</w:t>
+      </w:r>
+      <w:r>
+        <w:rPr>
+          <w:color w:val="000000"/>
+          <w:szCs w:val="24"/>
+        </w:rPr>
+        <w:t xml:space="preserve"> </w:t>
+      </w:r>
+      <w:r>
+        <w:rPr>
+          <w:color w:val="000000"/>
+          <w:szCs w:val="24"/>
+        </w:rPr>
+        <w:t xml:space="preserve">The data for this activity is located in the file </w:t>
+      </w:r>
+      <w:r>
+        <w:rPr>
+          <w:b/>
+          <w:color w:val="000000"/>
+          <w:szCs w:val="24"/>
+        </w:rPr>
+        <w:t>FemaleFINALDivingChampionships.csv</w:t>
       </w:r>
     </w:p>
     <w:tbl>
@@ -1241,17 +1317,46 @@
           <w:ilvl w:val="0"/>
           <w:numId w:val="1"/>
         </w:numPr>
-        <w:rPr>
-          <w:rFonts w:asciiTheme="minorHAnsi" w:hAnsiTheme="minorHAnsi"/>
-          <w:szCs w:val="24"/>
-        </w:rPr>
-      </w:pPr>
-      <w:r>
-        <w:rPr>
-          <w:rFonts w:asciiTheme="minorHAnsi" w:hAnsiTheme="minorHAnsi"/>
-          <w:szCs w:val="24"/>
-        </w:rPr>
-        <w:t xml:space="preserve">Identify the variables of interest in this study. Identify each as </w:t>
+        <w:ind w:left="360"/>
+        <w:rPr>
+          <w:rFonts w:asciiTheme="minorHAnsi" w:hAnsiTheme="minorHAnsi"/>
+          <w:szCs w:val="24"/>
+        </w:rPr>
+      </w:pPr>
+      <w:r>
+        <w:rPr>
+          <w:rFonts w:asciiTheme="minorHAnsi" w:hAnsiTheme="minorHAnsi"/>
+          <w:szCs w:val="24"/>
+        </w:rPr>
+        <w:t xml:space="preserve">Use software to recreate </w:t>
+      </w:r>
+      <w:r>
+        <w:rPr>
+          <w:rFonts w:asciiTheme="minorHAnsi" w:hAnsiTheme="minorHAnsi"/>
+          <w:szCs w:val="24"/>
+        </w:rPr>
+        <w:t xml:space="preserve">the table above </w:t>
+      </w:r>
+      <w:r>
+        <w:rPr>
+          <w:rFonts w:asciiTheme="minorHAnsi" w:hAnsiTheme="minorHAnsi"/>
+          <w:szCs w:val="24"/>
+        </w:rPr>
+        <w:t xml:space="preserve">and the </w:t>
+      </w:r>
+      <w:r>
+        <w:rPr>
+          <w:rFonts w:asciiTheme="minorHAnsi" w:hAnsiTheme="minorHAnsi"/>
+          <w:szCs w:val="24"/>
+        </w:rPr>
+        <w:t>i</w:t>
+      </w:r>
+      <w:r>
+        <w:rPr>
+          <w:rFonts w:asciiTheme="minorHAnsi" w:hAnsiTheme="minorHAnsi"/>
+          <w:szCs w:val="24"/>
+        </w:rPr>
+        <w:t xml:space="preserve">dentify the variables of interest in this study. Identify each as </w:t>
       </w:r>
       <w:r>
         <w:rPr>
@@ -1281,10 +1386,27 @@
         </w:rPr>
         <w:t>l.</w:t>
       </w:r>
+      <w:r>
+        <w:rPr>
+          <w:rFonts w:asciiTheme="minorHAnsi" w:hAnsiTheme="minorHAnsi"/>
+          <w:szCs w:val="24"/>
+        </w:rPr>
+        <w:t xml:space="preserve"> </w:t>
+      </w:r>
+      <w:r>
+        <w:rPr>
+          <w:rFonts w:asciiTheme="minorHAnsi" w:hAnsiTheme="minorHAnsi"/>
+          <w:szCs w:val="24"/>
+        </w:rPr>
+        <w:t>Additionally, determine which variable is the response.</w:t>
+      </w:r>
+      <w:bookmarkStart w:id="0" w:name="_GoBack"/>
+      <w:bookmarkEnd w:id="0"/>
     </w:p>
     <w:p>
       <w:pPr>
         <w:pStyle w:val="ListParagraph"/>
+        <w:ind w:left="360"/>
         <w:rPr>
           <w:rFonts w:asciiTheme="minorHAnsi" w:hAnsiTheme="minorHAnsi"/>
           <w:szCs w:val="24"/>
@@ -1294,6 +1416,7 @@
     <w:p>
       <w:pPr>
         <w:pStyle w:val="ListParagraph"/>
+        <w:ind w:left="360"/>
         <w:rPr>
           <w:rFonts w:asciiTheme="minorHAnsi" w:hAnsiTheme="minorHAnsi"/>
           <w:szCs w:val="24"/>
@@ -1303,6 +1426,7 @@
     <w:p>
       <w:pPr>
         <w:pStyle w:val="ListParagraph"/>
+        <w:ind w:left="360"/>
         <w:rPr>
           <w:rFonts w:asciiTheme="minorHAnsi" w:hAnsiTheme="minorHAnsi"/>
           <w:szCs w:val="24"/>
@@ -1312,6 +1436,7 @@
     <w:p>
       <w:pPr>
         <w:pStyle w:val="ListParagraph"/>
+        <w:ind w:left="360"/>
         <w:rPr>
           <w:rFonts w:asciiTheme="minorHAnsi" w:hAnsiTheme="minorHAnsi"/>
           <w:szCs w:val="24"/>
@@ -1325,33 +1450,86 @@
           <w:ilvl w:val="0"/>
           <w:numId w:val="1"/>
         </w:numPr>
-        <w:rPr>
-          <w:rFonts w:asciiTheme="minorHAnsi" w:hAnsiTheme="minorHAnsi"/>
-          <w:szCs w:val="24"/>
-        </w:rPr>
-      </w:pPr>
-      <w:r>
-        <w:rPr>
-          <w:rFonts w:asciiTheme="minorHAnsi" w:hAnsiTheme="minorHAnsi"/>
-          <w:szCs w:val="24"/>
-        </w:rPr>
-        <w:t xml:space="preserve">If there is no association between the judge and whether their score is kept or discarded, how many scores would we </w:t>
-      </w:r>
+        <w:ind w:left="360"/>
+        <w:rPr>
+          <w:rFonts w:asciiTheme="minorHAnsi" w:hAnsiTheme="minorHAnsi"/>
+          <w:szCs w:val="24"/>
+        </w:rPr>
+      </w:pPr>
       <w:r>
         <w:rPr>
           <w:rFonts w:asciiTheme="minorHAnsi" w:hAnsiTheme="minorHAnsi"/>
           <w:szCs w:val="24"/>
           <w:u w:val="single"/>
         </w:rPr>
-        <w:t>expect</w:t>
-      </w:r>
-      <w:r>
-        <w:rPr>
-          <w:rFonts w:asciiTheme="minorHAnsi" w:hAnsiTheme="minorHAnsi"/>
-          <w:szCs w:val="24"/>
-        </w:rPr>
-        <w:t xml:space="preserve"> in each category (Okay, Too Low, Too High) for each judge?</w:t>
-      </w:r>
+        <w:t>If there is no association between judge and score result</w:t>
+      </w:r>
+      <w:r>
+        <w:rPr>
+          <w:rFonts w:asciiTheme="minorHAnsi" w:hAnsiTheme="minorHAnsi"/>
+          <w:szCs w:val="24"/>
+        </w:rPr>
+        <w:t xml:space="preserve">, how many scores would we expect in each </w:t>
+      </w:r>
+      <w:r>
+        <w:rPr>
+          <w:rFonts w:asciiTheme="minorHAnsi" w:hAnsiTheme="minorHAnsi"/>
+          <w:szCs w:val="24"/>
+        </w:rPr>
+        <w:t xml:space="preserve">result </w:t>
+      </w:r>
+      <w:r>
+        <w:rPr>
+          <w:rFonts w:asciiTheme="minorHAnsi" w:hAnsiTheme="minorHAnsi"/>
+          <w:szCs w:val="24"/>
+        </w:rPr>
+        <w:t xml:space="preserve">category </w:t>
+      </w:r>
+      <w:r>
+        <w:rPr>
+          <w:rFonts w:asciiTheme="minorHAnsi" w:hAnsiTheme="minorHAnsi"/>
+          <w:szCs w:val="24"/>
+        </w:rPr>
+        <w:t>(</w:t>
+      </w:r>
+      <w:r>
+        <w:rPr>
+          <w:rFonts w:asciiTheme="minorHAnsi" w:hAnsiTheme="minorHAnsi"/>
+          <w:szCs w:val="24"/>
+        </w:rPr>
+        <w:t>Okay, Too Low, and Too High</w:t>
+      </w:r>
+      <w:r>
+        <w:rPr>
+          <w:rFonts w:asciiTheme="minorHAnsi" w:hAnsiTheme="minorHAnsi"/>
+          <w:szCs w:val="24"/>
+        </w:rPr>
+        <w:t xml:space="preserve">) </w:t>
+      </w:r>
+      <w:r>
+        <w:rPr>
+          <w:rFonts w:asciiTheme="minorHAnsi" w:hAnsiTheme="minorHAnsi"/>
+          <w:szCs w:val="24"/>
+        </w:rPr>
+        <w:t>for each judge?</w:t>
+      </w:r>
+      <w:r>
+        <w:rPr>
+          <w:rFonts w:asciiTheme="minorHAnsi" w:hAnsiTheme="minorHAnsi"/>
+          <w:szCs w:val="24"/>
+        </w:rPr>
+        <w:t xml:space="preserve"> Use software to assist you.</w:t>
+      </w:r>
+    </w:p>
+    <w:p>
+      <w:pPr>
+        <w:pStyle w:val="ListParagraph"/>
+        <w:ind w:left="360"/>
+        <w:rPr>
+          <w:rFonts w:asciiTheme="minorHAnsi" w:hAnsiTheme="minorHAnsi"/>
+          <w:szCs w:val="24"/>
+        </w:rPr>
+      </w:pPr>
     </w:p>
     <w:tbl>
       <w:tblPr>
@@ -2398,31 +2576,71 @@
           <w:ilvl w:val="0"/>
           <w:numId w:val="1"/>
         </w:numPr>
-        <w:rPr>
-          <w:rFonts w:asciiTheme="minorHAnsi" w:hAnsiTheme="minorHAnsi"/>
-          <w:szCs w:val="24"/>
-        </w:rPr>
-      </w:pPr>
-      <w:r>
-        <w:rPr>
-          <w:rFonts w:asciiTheme="minorHAnsi" w:hAnsiTheme="minorHAnsi"/>
-          <w:szCs w:val="24"/>
-        </w:rPr>
-        <w:t>Why is the Chi-Square Test of Independence the correct type of hypothesis test to use?</w:t>
-      </w:r>
-    </w:p>
-    <w:p>
-      <w:pPr>
-        <w:rPr>
-          <w:rFonts w:asciiTheme="minorHAnsi" w:hAnsiTheme="minorHAnsi"/>
-          <w:szCs w:val="24"/>
-        </w:rPr>
-      </w:pPr>
-    </w:p>
-    <w:p>
-      <w:pPr>
-        <w:rPr>
-          <w:rFonts w:asciiTheme="minorHAnsi" w:hAnsiTheme="minorHAnsi"/>
+        <w:ind w:left="360"/>
+        <w:rPr>
+          <w:rFonts w:asciiTheme="minorHAnsi" w:hAnsiTheme="minorHAnsi"/>
+          <w:szCs w:val="24"/>
+        </w:rPr>
+      </w:pPr>
+      <w:r>
+        <w:rPr>
+          <w:rFonts w:asciiTheme="minorHAnsi" w:hAnsiTheme="minorHAnsi"/>
+          <w:szCs w:val="24"/>
+        </w:rPr>
+        <w:t xml:space="preserve">Why is the Chi-Square Test </w:t>
+      </w:r>
+      <w:r>
+        <w:rPr>
+          <w:rFonts w:asciiTheme="minorHAnsi" w:hAnsiTheme="minorHAnsi"/>
+          <w:szCs w:val="24"/>
+        </w:rPr>
+        <w:t>for</w:t>
+      </w:r>
+      <w:r>
+        <w:rPr>
+          <w:rFonts w:asciiTheme="minorHAnsi" w:hAnsiTheme="minorHAnsi"/>
+          <w:szCs w:val="24"/>
+        </w:rPr>
+        <w:t xml:space="preserve"> </w:t>
+      </w:r>
+      <w:r>
+        <w:rPr>
+          <w:rFonts w:asciiTheme="minorHAnsi" w:hAnsiTheme="minorHAnsi"/>
+          <w:szCs w:val="24"/>
+        </w:rPr>
+        <w:t xml:space="preserve">Association </w:t>
+      </w:r>
+      <w:r>
+        <w:rPr>
+          <w:rFonts w:asciiTheme="minorHAnsi" w:hAnsiTheme="minorHAnsi"/>
+          <w:szCs w:val="24"/>
+        </w:rPr>
+        <w:t>the correct type of hypothesis test to use?</w:t>
+      </w:r>
+    </w:p>
+    <w:p>
+      <w:pPr>
+        <w:rPr>
+          <w:rFonts w:asciiTheme="minorHAnsi" w:hAnsiTheme="minorHAnsi"/>
+          <w:color w:val="EE0000"/>
+          <w:szCs w:val="24"/>
+        </w:rPr>
+      </w:pPr>
+    </w:p>
+    <w:p>
+      <w:pPr>
+        <w:rPr>
+          <w:rFonts w:asciiTheme="minorHAnsi" w:hAnsiTheme="minorHAnsi"/>
+          <w:color w:val="EE0000"/>
+          <w:szCs w:val="24"/>
+        </w:rPr>
+      </w:pPr>
+    </w:p>
+    <w:p>
+      <w:pPr>
+        <w:rPr>
+          <w:rFonts w:asciiTheme="minorHAnsi" w:hAnsiTheme="minorHAnsi"/>
+          <w:color w:val="EE0000"/>
           <w:szCs w:val="24"/>
         </w:rPr>
       </w:pPr>
@@ -2435,6 +2653,7 @@
           <w:numId w:val="1"/>
         </w:numPr>
         <w:spacing w:before="0" w:beforeAutospacing="0" w:after="160" w:afterAutospacing="0" w:line="278" w:lineRule="auto"/>
+        <w:ind w:left="360"/>
         <w:rPr>
           <w:rFonts w:asciiTheme="minorHAnsi" w:hAnsiTheme="minorHAnsi" w:cstheme="minorHAnsi"/>
         </w:rPr>
@@ -2443,12 +2662,14 @@
         <w:rPr>
           <w:rFonts w:asciiTheme="minorHAnsi" w:hAnsiTheme="minorHAnsi" w:cstheme="minorHAnsi"/>
         </w:rPr>
+        <w:lastRenderedPageBreak/>
         <w:t>Write the null and alternative hypotheses of this test:</w:t>
       </w:r>
     </w:p>
     <w:p>
       <w:pPr>
         <w:pStyle w:val="ListParagraph"/>
+        <w:ind w:left="360"/>
         <w:rPr>
           <w:rFonts w:asciiTheme="minorHAnsi" w:hAnsiTheme="minorHAnsi" w:cstheme="minorHAnsi"/>
         </w:rPr>
@@ -2457,121 +2678,17 @@
     <w:p>
       <w:pPr>
         <w:pStyle w:val="ListParagraph"/>
+        <w:ind w:left="360"/>
         <w:rPr>
           <w:rFonts w:asciiTheme="minorHAnsi" w:eastAsiaTheme="minorEastAsia" w:hAnsiTheme="minorHAnsi" w:cstheme="minorHAnsi"/>
           <w:color w:val="EE0000"/>
         </w:rPr>
       </w:pPr>
-      <m:oMath>
-        <m:sSub>
-          <m:sSubPr>
-            <m:ctrlPr>
-              <w:rPr>
-                <w:rFonts w:ascii="Cambria Math" w:eastAsia="Aptos" w:hAnsi="Cambria Math" w:cstheme="minorHAnsi"/>
-                <w:i/>
-                <w:sz w:val="22"/>
-              </w:rPr>
-            </m:ctrlPr>
-          </m:sSubPr>
-          <m:e>
-            <m:r>
-              <w:rPr>
-                <w:rFonts w:ascii="Cambria Math" w:hAnsi="Cambria Math" w:cstheme="minorHAnsi"/>
-              </w:rPr>
-              <m:t>H</m:t>
-            </m:r>
-          </m:e>
-          <m:sub>
-            <m:r>
-              <w:rPr>
-                <w:rFonts w:ascii="Cambria Math" w:hAnsi="Cambria Math" w:cstheme="minorHAnsi"/>
-              </w:rPr>
-              <m:t>O</m:t>
-            </m:r>
-          </m:sub>
-        </m:sSub>
-        <m:r>
-          <w:rPr>
-            <w:rFonts w:ascii="Cambria Math" w:hAnsi="Cambria Math" w:cstheme="minorHAnsi"/>
-          </w:rPr>
-          <m:t>:</m:t>
-        </m:r>
-      </m:oMath>
-      <w:r>
-        <w:rPr>
-          <w:rFonts w:asciiTheme="minorHAnsi" w:eastAsiaTheme="minorEastAsia" w:hAnsiTheme="minorHAnsi" w:cstheme="minorHAnsi"/>
-        </w:rPr>
-        <w:t xml:space="preserve"> </w:t>
-      </w:r>
     </w:p>
     <w:p>
       <w:pPr>
         <w:pStyle w:val="ListParagraph"/>
-        <w:rPr>
-          <w:rFonts w:asciiTheme="minorHAnsi" w:eastAsiaTheme="minorEastAsia" w:hAnsiTheme="minorHAnsi" w:cstheme="minorHAnsi"/>
-        </w:rPr>
-      </w:pPr>
-    </w:p>
-    <w:p>
-      <w:pPr>
-        <w:pStyle w:val="ListParagraph"/>
-        <w:rPr>
-          <w:rFonts w:asciiTheme="minorHAnsi" w:eastAsiaTheme="minorEastAsia" w:hAnsiTheme="minorHAnsi" w:cstheme="minorHAnsi"/>
-        </w:rPr>
-      </w:pPr>
-    </w:p>
-    <w:p>
-      <w:pPr>
-        <w:pStyle w:val="ListParagraph"/>
-        <w:rPr>
-          <w:rFonts w:asciiTheme="minorHAnsi" w:eastAsiaTheme="minorEastAsia" w:hAnsiTheme="minorHAnsi" w:cstheme="minorHAnsi"/>
-          <w:color w:val="EE0000"/>
-        </w:rPr>
-      </w:pPr>
-      <m:oMath>
-        <m:sSub>
-          <m:sSubPr>
-            <m:ctrlPr>
-              <w:rPr>
-                <w:rFonts w:ascii="Cambria Math" w:eastAsia="Aptos" w:hAnsi="Cambria Math" w:cstheme="minorHAnsi"/>
-                <w:i/>
-                <w:sz w:val="22"/>
-              </w:rPr>
-            </m:ctrlPr>
-          </m:sSubPr>
-          <m:e>
-            <m:r>
-              <w:rPr>
-                <w:rFonts w:ascii="Cambria Math" w:hAnsi="Cambria Math" w:cstheme="minorHAnsi"/>
-              </w:rPr>
-              <m:t>H</m:t>
-            </m:r>
-          </m:e>
-          <m:sub>
-            <m:r>
-              <w:rPr>
-                <w:rFonts w:ascii="Cambria Math" w:hAnsi="Cambria Math" w:cstheme="minorHAnsi"/>
-              </w:rPr>
-              <m:t>A</m:t>
-            </m:r>
-          </m:sub>
-        </m:sSub>
-        <m:r>
-          <w:rPr>
-            <w:rFonts w:ascii="Cambria Math" w:hAnsi="Cambria Math" w:cstheme="minorHAnsi"/>
-          </w:rPr>
-          <m:t>:</m:t>
-        </m:r>
-      </m:oMath>
-      <w:r>
-        <w:rPr>
-          <w:rFonts w:asciiTheme="minorHAnsi" w:eastAsiaTheme="minorEastAsia" w:hAnsiTheme="minorHAnsi" w:cstheme="minorHAnsi"/>
-        </w:rPr>
-        <w:t xml:space="preserve"> </w:t>
-      </w:r>
-    </w:p>
-    <w:p>
-      <w:pPr>
+        <w:ind w:left="360"/>
         <w:rPr>
           <w:rFonts w:asciiTheme="minorHAnsi" w:hAnsiTheme="minorHAnsi"/>
           <w:szCs w:val="24"/>
@@ -2585,17 +2702,17 @@
           <w:ilvl w:val="0"/>
           <w:numId w:val="1"/>
         </w:numPr>
-        <w:rPr>
-          <w:rFonts w:asciiTheme="minorHAnsi" w:hAnsiTheme="minorHAnsi"/>
-          <w:szCs w:val="24"/>
-        </w:rPr>
-      </w:pPr>
-      <w:r>
-        <w:rPr>
-          <w:rFonts w:asciiTheme="minorHAnsi" w:hAnsiTheme="minorHAnsi"/>
-          <w:szCs w:val="24"/>
-        </w:rPr>
-        <w:lastRenderedPageBreak/>
+        <w:ind w:left="360"/>
+        <w:rPr>
+          <w:rFonts w:asciiTheme="minorHAnsi" w:hAnsiTheme="minorHAnsi"/>
+          <w:szCs w:val="24"/>
+        </w:rPr>
+      </w:pPr>
+      <w:r>
+        <w:rPr>
+          <w:rFonts w:asciiTheme="minorHAnsi" w:hAnsiTheme="minorHAnsi"/>
+          <w:szCs w:val="24"/>
+        </w:rPr>
         <w:t>Calculate the test statistic</w:t>
       </w:r>
       <w:r>
@@ -2612,17 +2729,38 @@
         </w:rPr>
         <w:t xml:space="preserve"> for this hypothesis test.</w:t>
       </w:r>
-    </w:p>
-    <w:p>
-      <w:pPr>
-        <w:rPr>
-          <w:rFonts w:asciiTheme="minorHAnsi" w:hAnsiTheme="minorHAnsi"/>
-          <w:szCs w:val="24"/>
-        </w:rPr>
-      </w:pPr>
-    </w:p>
-    <w:p>
-      <w:pPr>
+      <w:r>
+        <w:rPr>
+          <w:rFonts w:asciiTheme="minorHAnsi" w:hAnsiTheme="minorHAnsi"/>
+          <w:szCs w:val="24"/>
+        </w:rPr>
+        <w:t xml:space="preserve"> Record both here.</w:t>
+      </w:r>
+    </w:p>
+    <w:p>
+      <w:pPr>
+        <w:pStyle w:val="ListParagraph"/>
+        <w:ind w:left="360"/>
+        <w:rPr>
+          <w:rFonts w:asciiTheme="minorHAnsi" w:hAnsiTheme="minorHAnsi"/>
+          <w:szCs w:val="24"/>
+        </w:rPr>
+      </w:pPr>
+    </w:p>
+    <w:p>
+      <w:pPr>
+        <w:pStyle w:val="ListParagraph"/>
+        <w:ind w:left="360"/>
+        <w:rPr>
+          <w:rFonts w:asciiTheme="minorHAnsi" w:hAnsiTheme="minorHAnsi"/>
+          <w:szCs w:val="24"/>
+        </w:rPr>
+      </w:pPr>
+    </w:p>
+    <w:p>
+      <w:pPr>
+        <w:pStyle w:val="ListParagraph"/>
+        <w:ind w:left="360"/>
         <w:rPr>
           <w:rFonts w:asciiTheme="minorHAnsi" w:hAnsiTheme="minorHAnsi"/>
           <w:szCs w:val="24"/>
@@ -2636,6 +2774,7 @@
           <w:ilvl w:val="0"/>
           <w:numId w:val="1"/>
         </w:numPr>
+        <w:ind w:left="360"/>
         <w:rPr>
           <w:rFonts w:asciiTheme="minorHAnsi" w:hAnsiTheme="minorHAnsi"/>
           <w:szCs w:val="24"/>
@@ -2653,26 +2792,27 @@
           <w:rFonts w:asciiTheme="minorHAnsi" w:hAnsiTheme="minorHAnsi"/>
           <w:szCs w:val="24"/>
         </w:rPr>
-        <w:t>distribution should you use</w:t>
-      </w:r>
-      <w:r>
-        <w:rPr>
-          <w:rFonts w:asciiTheme="minorHAnsi" w:hAnsiTheme="minorHAnsi"/>
-          <w:szCs w:val="24"/>
-        </w:rPr>
-        <w:t>?</w:t>
-      </w:r>
-      <w:r>
-        <w:rPr>
-          <w:rFonts w:asciiTheme="minorHAnsi" w:hAnsiTheme="minorHAnsi"/>
-          <w:szCs w:val="24"/>
-        </w:rPr>
-        <w:t xml:space="preserve"> Use that and the degrees of freedom to find the p-value.</w:t>
+        <w:t xml:space="preserve">distribution </w:t>
+      </w:r>
+      <w:r>
+        <w:rPr>
+          <w:rFonts w:asciiTheme="minorHAnsi" w:hAnsiTheme="minorHAnsi"/>
+          <w:szCs w:val="24"/>
+        </w:rPr>
+        <w:t xml:space="preserve">is used to calculate the p-value? Describe it and record </w:t>
+      </w:r>
+      <w:r>
+        <w:rPr>
+          <w:rFonts w:asciiTheme="minorHAnsi" w:hAnsiTheme="minorHAnsi"/>
+          <w:szCs w:val="24"/>
+        </w:rPr>
+        <w:t>the p-value.</w:t>
       </w:r>
     </w:p>
     <w:p>
       <w:pPr>
         <w:pStyle w:val="ListParagraph"/>
+        <w:ind w:left="360"/>
         <w:rPr>
           <w:rFonts w:asciiTheme="minorHAnsi" w:hAnsiTheme="minorHAnsi" w:cstheme="minorHAnsi"/>
           <w:color w:val="EE0000"/>
@@ -2682,15 +2822,17 @@
     <w:p>
       <w:pPr>
         <w:pStyle w:val="ListParagraph"/>
+        <w:ind w:left="360"/>
         <w:rPr>
           <w:rFonts w:asciiTheme="minorHAnsi" w:hAnsiTheme="minorHAnsi" w:cstheme="minorHAnsi"/>
-          <w:color w:val="EE0000"/>
+          <w:szCs w:val="24"/>
         </w:rPr>
       </w:pPr>
     </w:p>
     <w:p>
       <w:pPr>
         <w:pStyle w:val="ListParagraph"/>
+        <w:ind w:left="360"/>
         <w:rPr>
           <w:rFonts w:asciiTheme="minorHAnsi" w:hAnsiTheme="minorHAnsi" w:cstheme="minorHAnsi"/>
           <w:szCs w:val="24"/>
@@ -2705,6 +2847,7 @@
           <w:numId w:val="1"/>
         </w:numPr>
         <w:spacing w:before="0" w:beforeAutospacing="0" w:after="160" w:afterAutospacing="0" w:line="278" w:lineRule="auto"/>
+        <w:ind w:left="360"/>
         <w:rPr>
           <w:rFonts w:asciiTheme="minorHAnsi" w:hAnsiTheme="minorHAnsi" w:cstheme="minorHAnsi"/>
         </w:rPr>
@@ -2732,6 +2875,7 @@
           <w:numId w:val="1"/>
         </w:numPr>
         <w:spacing w:before="0" w:beforeAutospacing="0" w:after="160" w:afterAutospacing="0" w:line="278" w:lineRule="auto"/>
+        <w:ind w:left="360"/>
         <w:rPr>
           <w:rFonts w:asciiTheme="minorHAnsi" w:hAnsiTheme="minorHAnsi" w:cstheme="minorHAnsi"/>
         </w:rPr>
@@ -2746,10 +2890,8 @@
     <w:p>
       <w:pPr>
         <w:spacing w:before="0" w:beforeAutospacing="0" w:after="160" w:afterAutospacing="0" w:line="278" w:lineRule="auto"/>
-        <w:ind w:left="360"/>
         <w:rPr>
           <w:rFonts w:asciiTheme="minorHAnsi" w:hAnsiTheme="minorHAnsi" w:cstheme="minorHAnsi"/>
-          <w:color w:val="EE0000"/>
         </w:rPr>
       </w:pPr>
     </w:p>
@@ -2761,6 +2903,7 @@
           <w:numId w:val="1"/>
         </w:numPr>
         <w:spacing w:before="0" w:beforeAutospacing="0" w:after="160" w:afterAutospacing="0" w:line="278" w:lineRule="auto"/>
+        <w:ind w:left="360"/>
         <w:rPr>
           <w:rFonts w:asciiTheme="minorHAnsi" w:hAnsiTheme="minorHAnsi" w:cstheme="minorHAnsi"/>
         </w:rPr>
@@ -2777,7 +2920,6 @@
         <w:spacing w:before="0" w:beforeAutospacing="0" w:after="160" w:afterAutospacing="0" w:line="278" w:lineRule="auto"/>
         <w:rPr>
           <w:rFonts w:asciiTheme="minorHAnsi" w:hAnsiTheme="minorHAnsi" w:cstheme="minorHAnsi"/>
-          <w:color w:val="EE0000"/>
         </w:rPr>
       </w:pPr>
     </w:p>
@@ -2797,6 +2939,7 @@
           <w:numId w:val="1"/>
         </w:numPr>
         <w:spacing w:before="0" w:beforeAutospacing="0" w:after="160" w:afterAutospacing="0" w:line="278" w:lineRule="auto"/>
+        <w:ind w:left="360"/>
         <w:rPr>
           <w:rFonts w:asciiTheme="minorHAnsi" w:hAnsiTheme="minorHAnsi" w:cstheme="minorHAnsi"/>
         </w:rPr>
@@ -2813,7 +2956,6 @@
         <w:spacing w:before="0" w:beforeAutospacing="0" w:after="160" w:afterAutospacing="0" w:line="278" w:lineRule="auto"/>
         <w:rPr>
           <w:rFonts w:asciiTheme="minorHAnsi" w:hAnsiTheme="minorHAnsi" w:cstheme="minorHAnsi"/>
-          <w:color w:val="EE0000"/>
         </w:rPr>
       </w:pPr>
     </w:p>
@@ -2833,6 +2975,7 @@
           <w:numId w:val="1"/>
         </w:numPr>
         <w:spacing w:before="0" w:beforeAutospacing="0" w:after="160" w:afterAutospacing="0" w:line="278" w:lineRule="auto"/>
+        <w:ind w:left="360"/>
         <w:rPr>
           <w:rFonts w:asciiTheme="minorHAnsi" w:hAnsiTheme="minorHAnsi" w:cstheme="minorHAnsi"/>
         </w:rPr>
@@ -2841,36 +2984,46 @@
         <w:rPr>
           <w:rFonts w:asciiTheme="minorHAnsi" w:hAnsiTheme="minorHAnsi" w:cstheme="minorHAnsi"/>
         </w:rPr>
-        <w:t xml:space="preserve">What are the repercussions of making a type I and type II error in this context? </w:t>
-      </w:r>
-    </w:p>
-    <w:p>
-      <w:pPr>
+        <w:t>In this setting, what are the possible repercussions of making a Type I error? What are the possible repercussions of making a Type II error? Which type of error do you think is more serious in this context? Explain your reasoning.</w:t>
+      </w:r>
+    </w:p>
+    <w:p>
+      <w:pPr>
+        <w:pStyle w:val="ListParagraph"/>
         <w:spacing w:before="0" w:beforeAutospacing="0" w:after="160" w:afterAutospacing="0" w:line="278" w:lineRule="auto"/>
-        <w:ind w:left="720"/>
+        <w:ind w:left="360"/>
         <w:rPr>
           <w:rFonts w:asciiTheme="minorHAnsi" w:hAnsiTheme="minorHAnsi" w:cstheme="minorHAnsi"/>
-          <w:color w:val="EE0000"/>
-        </w:rPr>
-      </w:pPr>
-    </w:p>
-    <w:p>
-      <w:pPr>
+        </w:rPr>
+      </w:pPr>
+    </w:p>
+    <w:p>
+      <w:pPr>
+        <w:pStyle w:val="ListParagraph"/>
         <w:spacing w:before="0" w:beforeAutospacing="0" w:after="160" w:afterAutospacing="0" w:line="278" w:lineRule="auto"/>
-        <w:ind w:left="720"/>
+        <w:ind w:left="360"/>
         <w:rPr>
           <w:rFonts w:asciiTheme="minorHAnsi" w:hAnsiTheme="minorHAnsi" w:cstheme="minorHAnsi"/>
-          <w:color w:val="EE0000"/>
-        </w:rPr>
-      </w:pPr>
-    </w:p>
-    <w:p>
-      <w:pPr>
+        </w:rPr>
+      </w:pPr>
+    </w:p>
+    <w:p>
+      <w:pPr>
+        <w:pStyle w:val="ListParagraph"/>
         <w:spacing w:before="0" w:beforeAutospacing="0" w:after="160" w:afterAutospacing="0" w:line="278" w:lineRule="auto"/>
-        <w:ind w:left="720"/>
+        <w:ind w:left="360"/>
         <w:rPr>
           <w:rFonts w:asciiTheme="minorHAnsi" w:hAnsiTheme="minorHAnsi" w:cstheme="minorHAnsi"/>
-          <w:color w:val="EE0000"/>
+        </w:rPr>
+      </w:pPr>
+    </w:p>
+    <w:p>
+      <w:pPr>
+        <w:pStyle w:val="ListParagraph"/>
+        <w:spacing w:before="0" w:beforeAutospacing="0" w:after="160" w:afterAutospacing="0" w:line="278" w:lineRule="auto"/>
+        <w:ind w:left="360"/>
+        <w:rPr>
+          <w:rFonts w:asciiTheme="minorHAnsi" w:hAnsiTheme="minorHAnsi" w:cstheme="minorHAnsi"/>
         </w:rPr>
       </w:pPr>
     </w:p>
@@ -2882,6 +3035,7 @@
           <w:numId w:val="1"/>
         </w:numPr>
         <w:spacing w:before="0" w:beforeAutospacing="0" w:after="160" w:afterAutospacing="0" w:line="278" w:lineRule="auto"/>
+        <w:ind w:left="360"/>
         <w:rPr>
           <w:rFonts w:asciiTheme="minorHAnsi" w:hAnsiTheme="minorHAnsi" w:cstheme="minorHAnsi"/>
         </w:rPr>
@@ -2890,66 +3044,22 @@
         <w:rPr>
           <w:rFonts w:asciiTheme="minorHAnsi" w:hAnsiTheme="minorHAnsi" w:cstheme="minorHAnsi"/>
         </w:rPr>
-        <w:t>Given the results of the test</w:t>
+        <w:t>Regardless of your decision in the previous question</w:t>
       </w:r>
       <w:r>
         <w:rPr>
           <w:rFonts w:asciiTheme="minorHAnsi" w:hAnsiTheme="minorHAnsi" w:cstheme="minorHAnsi"/>
         </w:rPr>
-        <w:t xml:space="preserve"> and the repercussions of making a type I or type II error</w:t>
+        <w:t>s</w:t>
       </w:r>
       <w:r>
         <w:rPr>
           <w:rFonts w:asciiTheme="minorHAnsi" w:hAnsiTheme="minorHAnsi" w:cstheme="minorHAnsi"/>
         </w:rPr>
-        <w:t xml:space="preserve">, </w:t>
-      </w:r>
-      <w:r>
-        <w:rPr>
-          <w:rFonts w:asciiTheme="minorHAnsi" w:hAnsiTheme="minorHAnsi" w:cstheme="minorHAnsi"/>
-        </w:rPr>
-        <w:t xml:space="preserve">would you recommend rejecting the null hypothesis or failing to reject the null hypothesis. Explain your decision. </w:t>
-      </w:r>
-    </w:p>
-    <w:p>
-      <w:pPr>
-        <w:spacing w:before="0" w:beforeAutospacing="0" w:after="160" w:afterAutospacing="0" w:line="278" w:lineRule="auto"/>
-        <w:ind w:left="720"/>
-        <w:rPr>
-          <w:rFonts w:asciiTheme="minorHAnsi" w:hAnsiTheme="minorHAnsi" w:cstheme="minorHAnsi"/>
-        </w:rPr>
-      </w:pPr>
-    </w:p>
-    <w:p>
-      <w:pPr>
-        <w:spacing w:before="0" w:beforeAutospacing="0" w:after="160" w:afterAutospacing="0" w:line="278" w:lineRule="auto"/>
-        <w:rPr>
-          <w:rFonts w:asciiTheme="minorHAnsi" w:hAnsiTheme="minorHAnsi" w:cstheme="minorHAnsi"/>
-          <w:color w:val="EE0000"/>
-        </w:rPr>
-      </w:pPr>
-    </w:p>
-    <w:p>
-      <w:pPr>
-        <w:pStyle w:val="ListParagraph"/>
-        <w:numPr>
-          <w:ilvl w:val="0"/>
-          <w:numId w:val="1"/>
-        </w:numPr>
-        <w:spacing w:before="0" w:beforeAutospacing="0" w:after="160" w:afterAutospacing="0" w:line="278" w:lineRule="auto"/>
-        <w:rPr>
-          <w:rFonts w:asciiTheme="minorHAnsi" w:hAnsiTheme="minorHAnsi" w:cstheme="minorHAnsi"/>
-        </w:rPr>
-      </w:pPr>
-      <w:r>
-        <w:rPr>
-          <w:rFonts w:asciiTheme="minorHAnsi" w:hAnsiTheme="minorHAnsi" w:cstheme="minorHAnsi"/>
-        </w:rPr>
-        <w:t xml:space="preserve">Regardless of the decision in the previous question, suppose you reject the null hypothesis. Which judge(s) would you accuse of being biased? Justify your answer using the appropriate output from the hypothesis test. </w:t>
+        <w:t>, suppose the meet organizers decide to investigate possible judging bias. Which judge appears most concerning? Justify your answer using the appropriate output from the hypothesis test.</w:t>
       </w:r>
     </w:p>
     <w:sectPr>
-      <w:headerReference w:type="default" r:id="rId7"/>
       <w:pgSz w:w="12240" w:h="15840" w:code="1"/>
       <w:pgMar w:top="720" w:right="720" w:bottom="720" w:left="720" w:header="720" w:footer="720" w:gutter="0"/>
       <w:cols w:space="720"/>
@@ -3007,66 +3117,6 @@
     </w:p>
   </w:footnote>
 </w:footnotes>
-</file>
-
-<file path=word/header1.xml><?xml version="1.0" encoding="utf-8"?>
-<w:hdr xmlns:wpc="http://schemas.microsoft.com/office/word/2010/wordprocessingCanvas" xmlns:cx="http://schemas.microsoft.com/office/drawing/2014/chartex" xmlns:cx1="http://schemas.microsoft.com/office/drawing/2015/9/8/chartex" xmlns:mc="http://schemas.openxmlformats.org/markup-compatibility/2006" xmlns:o="urn:schemas-microsoft-com:office:office" xmlns:r="http://schemas.openxmlformats.org/officeDocument/2006/relationships" xmlns:m="http://schemas.openxmlformats.org/officeDocument/2006/math" xmlns:v="urn:schemas-microsoft-com:vml" xmlns:wp14="http://schemas.microsoft.com/office/word/2010/wordprocessingDrawing" xmlns:wp="http://schemas.openxmlformats.org/drawingml/2006/wordprocessingDrawing" xmlns:w10="urn:schemas-microsoft-com:office:word" xmlns:w="http://schemas.openxmlformats.org/wordprocessingml/2006/main" xmlns:w14="http://schemas.microsoft.com/office/word/2010/wordml" xmlns:w15="http://schemas.microsoft.com/office/word/2012/wordml" xmlns:w16se="http://schemas.microsoft.com/office/word/2015/wordml/symex" xmlns:wpg="http://schemas.microsoft.com/office/word/2010/wordprocessingGroup" xmlns:wpi="http://schemas.microsoft.com/office/word/2010/wordprocessingInk" xmlns:wne="http://schemas.microsoft.com/office/word/2006/wordml" xmlns:wps="http://schemas.microsoft.com/office/word/2010/wordprocessingShape" mc:Ignorable="w14 w15 w16se wp14">
-  <w:p>
-    <w:pPr>
-      <w:pStyle w:val="Header"/>
-      <w:jc w:val="center"/>
-    </w:pPr>
-    <w:r>
-      <w:rPr>
-        <w:rFonts w:asciiTheme="minorHAnsi" w:hAnsiTheme="minorHAnsi"/>
-        <w:b/>
-      </w:rPr>
-      <w:tab/>
-    </w:r>
-    <w:r>
-      <w:rPr>
-        <w:rFonts w:asciiTheme="minorHAnsi" w:hAnsiTheme="minorHAnsi"/>
-        <w:b/>
-      </w:rPr>
-      <w:t xml:space="preserve">Introduction to </w:t>
-    </w:r>
-    <w:r>
-      <w:rPr>
-        <w:rFonts w:asciiTheme="minorHAnsi" w:hAnsiTheme="minorHAnsi"/>
-        <w:b/>
-      </w:rPr>
-      <w:t>Chi-Square</w:t>
-    </w:r>
-    <w:r>
-      <w:rPr>
-        <w:rFonts w:asciiTheme="minorHAnsi" w:hAnsiTheme="minorHAnsi"/>
-        <w:b/>
-      </w:rPr>
-      <w:t xml:space="preserve"> Tests </w:t>
-    </w:r>
-    <w:r>
-      <w:rPr>
-        <w:rFonts w:asciiTheme="minorHAnsi" w:hAnsiTheme="minorHAnsi"/>
-        <w:b/>
-      </w:rPr>
-      <w:t>of</w:t>
-    </w:r>
-    <w:r>
-      <w:rPr>
-        <w:rFonts w:asciiTheme="minorHAnsi" w:hAnsiTheme="minorHAnsi"/>
-        <w:b/>
-      </w:rPr>
-      <w:t xml:space="preserve"> Independence</w:t>
-    </w:r>
-    <w:r>
-      <w:rPr>
-        <w:rFonts w:asciiTheme="minorHAnsi" w:hAnsiTheme="minorHAnsi"/>
-        <w:b/>
-      </w:rPr>
-      <w:ptab w:relativeTo="margin" w:alignment="right" w:leader="none"/>
-    </w:r>
-  </w:p>
-</w:hdr>
 </file>
 
 <file path=word/numbering.xml><?xml version="1.0" encoding="utf-8"?>
